--- a/Tool/Effect Requirement.docx
+++ b/Tool/Effect Requirement.docx
@@ -16,7 +16,7 @@
           <w:sz w:val="40"/>
           <w:szCs w:val="40"/>
         </w:rPr>
-        <w:t xml:space="preserve">Flame </w:t>
+        <w:t xml:space="preserve">Shot FX </w:t>
       </w:r>
       <w:r>
         <w:rPr>
@@ -24,7 +24,7 @@
           <w:sz w:val="40"/>
           <w:szCs w:val="40"/>
         </w:rPr>
-        <w:t>FX Requirement</w:t>
+        <w:t>Requirement</w:t>
       </w:r>
     </w:p>
     <w:p>
@@ -54,7 +54,7 @@
           <w:sz w:val="30"/>
           <w:szCs w:val="30"/>
         </w:rPr>
-        <w:t>F</w:t>
+        <w:t>AR shot</w:t>
       </w:r>
       <w:r>
         <w:rPr>
@@ -63,19 +63,27 @@
           <w:sz w:val="30"/>
           <w:szCs w:val="30"/>
         </w:rPr>
-        <w:t>lame</w:t>
-      </w:r>
-      <w:bookmarkStart w:id="0" w:name="_GoBack"/>
-      <w:bookmarkEnd w:id="0"/>
-    </w:p>
-    <w:p>
-      <w:pPr>
-        <w:ind w:left="360"/>
-      </w:pPr>
-      <w:r>
-        <w:rPr>
+        <w:t xml:space="preserve"> / </w:t>
+      </w:r>
+      <w:r>
+        <w:rPr>
+          <w:rFonts w:hint="eastAsia"/>
           <w:b/>
           <w:bCs/>
+          <w:sz w:val="30"/>
+          <w:szCs w:val="30"/>
+        </w:rPr>
+        <w:t>impact</w:t>
+      </w:r>
+    </w:p>
+    <w:p>
+      <w:pPr>
+        <w:ind w:left="360"/>
+      </w:pPr>
+      <w:r>
+        <w:rPr>
+          <w:b/>
+          <w:bCs/>
         </w:rPr>
         <w:t>Objective:</w:t>
       </w:r>
@@ -83,10 +91,7 @@
         <w:br/>
       </w:r>
       <w:r>
-        <w:t>Flame</w:t>
-      </w:r>
-      <w:r>
-        <w:t xml:space="preserve"> effect triggered by damage</w:t>
+        <w:t>A different version of the initially requested shotgun firing effect is needed (a light 3-shot burst effect for an AR weapon)</w:t>
       </w:r>
     </w:p>
     <w:p>
@@ -110,10 +115,11 @@
       </w:pPr>
       <w:r>
         <w:rPr>
+          <w:rFonts w:hint="eastAsia"/>
           <w:b/>
           <w:bCs/>
         </w:rPr>
-        <w:t>Flame</w:t>
+        <w:t>AR Shot</w:t>
       </w:r>
       <w:r>
         <w:rPr>
@@ -133,17 +139,14 @@
       <w:r>
         <w:t xml:space="preserve">Reference: </w:t>
       </w:r>
-      <w:hyperlink r:id="rId7" w:history="1">
+      <w:hyperlink r:id="rId8" w:history="1">
         <w:r>
           <w:rPr>
             <w:rStyle w:val="aa"/>
           </w:rPr>
-          <w:t>https://www.shutterstock.com/ko/video/clip-3687197963-2d-elements-fx-fire-these-animated-effects</w:t>
+          <w:t>https://www.artstation.com/artwork/Nx6Ovq</w:t>
         </w:r>
       </w:hyperlink>
-      <w:r>
-        <w:t xml:space="preserve">     00 : 02</w:t>
-      </w:r>
     </w:p>
     <w:p>
       <w:pPr>
@@ -152,15 +155,13 @@
           <w:ilvl w:val="1"/>
           <w:numId w:val="1"/>
         </w:numPr>
-      </w:pPr>
-      <w:r>
-        <w:t>Flames shoot straight up from the groun</w:t>
-      </w:r>
-      <w:r>
-        <w:t xml:space="preserve">d in sharp, jagged spikes, then </w:t>
-      </w:r>
-      <w:r>
-        <w:t>gradually shrink and dissolve back down to the surface</w:t>
+        <w:rPr>
+          <w:b/>
+          <w:bCs/>
+        </w:rPr>
+      </w:pPr>
+      <w:r>
+        <w:t>Unlike the reference, the firing and impact are not connected by a line, but are created as separate effects like the first shotgun effect</w:t>
       </w:r>
     </w:p>
     <w:p>
@@ -170,18 +171,32 @@
           <w:ilvl w:val="1"/>
           <w:numId w:val="1"/>
         </w:numPr>
-      </w:pPr>
-      <w:r>
-        <w:t>In the video, it starts from the bottom-right and goes diagonally toward the top-left, but I would prefer it to go straight up along the Y-axis from bottom to top.</w:t>
-      </w:r>
-    </w:p>
-    <w:p>
-      <w:pPr>
-        <w:rPr>
+        <w:rPr>
+          <w:rFonts w:hint="eastAsia"/>
           <w:b/>
           <w:bCs/>
         </w:rPr>
       </w:pPr>
+      <w:r>
+        <w:t>3-shot burst firing effect</w:t>
+      </w:r>
+    </w:p>
+    <w:p>
+      <w:pPr>
+        <w:pStyle w:val="a6"/>
+        <w:numPr>
+          <w:ilvl w:val="1"/>
+          <w:numId w:val="1"/>
+        </w:numPr>
+        <w:rPr>
+          <w:rFonts w:hint="eastAsia"/>
+          <w:b/>
+          <w:bCs/>
+        </w:rPr>
+      </w:pPr>
+      <w:r>
+        <w:t>Either all three shots fired from the same position, or the first and third from the left and the second from the right for an alternating firing feel - whichever looks more natural will be adopted (however, since the SR fires a single shot, the former will be chosen if it's not too unnatural, for differentiation)</w:t>
+      </w:r>
     </w:p>
     <w:p>
       <w:pPr>
@@ -222,28 +237,107 @@
       </w:pPr>
       <w:r>
         <w:rPr>
+          <w:b/>
+          <w:bCs/>
+        </w:rPr>
+        <w:t>Rotation:</w:t>
+      </w:r>
+      <w:r>
+        <w:t xml:space="preserve"> </w:t>
+      </w:r>
+      <w:r>
+        <w:t>Facing right from the center</w:t>
+      </w:r>
+    </w:p>
+    <w:p>
+      <w:pPr>
+        <w:ind w:left="720"/>
+      </w:pPr>
+      <w:r>
+        <w:drawing>
+          <wp:inline distT="0" distB="0" distL="0" distR="0" wp14:anchorId="0B669B73" wp14:editId="790E5329">
+            <wp:extent cx="5731510" cy="1891665"/>
+            <wp:effectExtent l="0" t="0" r="2540" b="0"/>
+            <wp:docPr id="2" name="그림 2"/>
+            <wp:cNvGraphicFramePr>
+              <a:graphicFrameLocks xmlns:a="http://schemas.openxmlformats.org/drawingml/2006/main" noChangeAspect="1"/>
+            </wp:cNvGraphicFramePr>
+            <a:graphic xmlns:a="http://schemas.openxmlformats.org/drawingml/2006/main">
+              <a:graphicData uri="http://schemas.openxmlformats.org/drawingml/2006/picture">
+                <pic:pic xmlns:pic="http://schemas.openxmlformats.org/drawingml/2006/picture">
+                  <pic:nvPicPr>
+                    <pic:cNvPr id="1" name=""/>
+                    <pic:cNvPicPr/>
+                  </pic:nvPicPr>
+                  <pic:blipFill>
+                    <a:blip r:embed="rId9"/>
+                    <a:stretch>
+                      <a:fillRect/>
+                    </a:stretch>
+                  </pic:blipFill>
+                  <pic:spPr>
+                    <a:xfrm>
+                      <a:off x="0" y="0"/>
+                      <a:ext cx="5731510" cy="1891665"/>
+                    </a:xfrm>
+                    <a:prstGeom prst="rect">
+                      <a:avLst/>
+                    </a:prstGeom>
+                  </pic:spPr>
+                </pic:pic>
+              </a:graphicData>
+            </a:graphic>
+          </wp:inline>
+        </w:drawing>
+      </w:r>
+    </w:p>
+    <w:p>
+      <w:pPr>
+        <w:ind w:left="720"/>
+        <w:rPr>
+          <w:rFonts w:hint="eastAsia"/>
+        </w:rPr>
+      </w:pPr>
+    </w:p>
+    <w:p>
+      <w:pPr>
+        <w:ind w:left="720"/>
+        <w:rPr>
+          <w:rFonts w:hint="eastAsia"/>
+        </w:rPr>
+      </w:pPr>
+    </w:p>
+    <w:p>
+      <w:pPr>
+        <w:numPr>
+          <w:ilvl w:val="0"/>
+          <w:numId w:val="4"/>
+        </w:numPr>
+      </w:pPr>
+      <w:r>
+        <w:rPr>
           <w:rFonts w:hint="eastAsia"/>
           <w:b/>
           <w:bCs/>
         </w:rPr>
         <w:t>Shape:</w:t>
       </w:r>
-    </w:p>
-    <w:p>
-      <w:pPr>
-        <w:ind w:left="720"/>
-        <w:rPr>
-          <w:rFonts w:hint="eastAsia"/>
-        </w:rPr>
-      </w:pPr>
-      <w:r>
+      <w:r>
+        <w:rPr>
+          <w:noProof/>
+        </w:rPr>
         <w:t xml:space="preserve"> </w:t>
       </w:r>
+    </w:p>
+    <w:p>
+      <w:pPr>
+        <w:ind w:left="360"/>
+      </w:pPr>
       <w:r>
         <w:drawing>
-          <wp:inline distT="0" distB="0" distL="0" distR="0" wp14:anchorId="5A42B1AC" wp14:editId="343E3DB2">
-            <wp:extent cx="5029200" cy="2398704"/>
-            <wp:effectExtent l="0" t="0" r="0" b="1905"/>
+          <wp:inline distT="0" distB="0" distL="0" distR="0" wp14:anchorId="5C42ACE4" wp14:editId="38BFB8F3">
+            <wp:extent cx="5731510" cy="2994025"/>
+            <wp:effectExtent l="0" t="0" r="2540" b="0"/>
             <wp:docPr id="1" name="그림 1"/>
             <wp:cNvGraphicFramePr>
               <a:graphicFrameLocks xmlns:a="http://schemas.openxmlformats.org/drawingml/2006/main" noChangeAspect="1"/>
@@ -256,7 +350,7 @@
                     <pic:cNvPicPr/>
                   </pic:nvPicPr>
                   <pic:blipFill>
-                    <a:blip r:embed="rId8"/>
+                    <a:blip r:embed="rId10"/>
                     <a:stretch>
                       <a:fillRect/>
                     </a:stretch>
@@ -264,7 +358,7 @@
                   <pic:spPr>
                     <a:xfrm>
                       <a:off x="0" y="0"/>
-                      <a:ext cx="5044470" cy="2405987"/>
+                      <a:ext cx="5731510" cy="2994025"/>
                     </a:xfrm>
                     <a:prstGeom prst="rect">
                       <a:avLst/>
@@ -276,6 +370,312 @@
           </wp:inline>
         </w:drawing>
       </w:r>
+    </w:p>
+    <w:p>
+      <w:pPr>
+        <w:ind w:left="720"/>
+      </w:pPr>
+      <w:r>
+        <w:t xml:space="preserve"> </w:t>
+      </w:r>
+    </w:p>
+    <w:p>
+      <w:pPr>
+        <w:pStyle w:val="a6"/>
+        <w:numPr>
+          <w:ilvl w:val="0"/>
+          <w:numId w:val="6"/>
+        </w:numPr>
+        <w:rPr>
+          <w:rFonts w:hint="eastAsia"/>
+          <w:b/>
+          <w:bCs/>
+          <w:sz w:val="30"/>
+          <w:szCs w:val="30"/>
+        </w:rPr>
+      </w:pPr>
+      <w:r>
+        <w:rPr>
+          <w:rFonts w:hint="eastAsia"/>
+          <w:b/>
+          <w:bCs/>
+          <w:sz w:val="30"/>
+          <w:szCs w:val="30"/>
+        </w:rPr>
+        <w:t>S</w:t>
+      </w:r>
+      <w:r>
+        <w:rPr>
+          <w:rFonts w:hint="eastAsia"/>
+          <w:b/>
+          <w:bCs/>
+          <w:sz w:val="30"/>
+          <w:szCs w:val="30"/>
+        </w:rPr>
+        <w:t>R shot</w:t>
+      </w:r>
+      <w:r>
+        <w:rPr>
+          <w:b/>
+          <w:bCs/>
+          <w:sz w:val="30"/>
+          <w:szCs w:val="30"/>
+        </w:rPr>
+        <w:t xml:space="preserve"> / </w:t>
+      </w:r>
+      <w:r>
+        <w:rPr>
+          <w:rFonts w:hint="eastAsia"/>
+          <w:b/>
+          <w:bCs/>
+          <w:sz w:val="30"/>
+          <w:szCs w:val="30"/>
+        </w:rPr>
+        <w:t>impact</w:t>
+      </w:r>
+    </w:p>
+    <w:p>
+      <w:pPr>
+        <w:ind w:left="360"/>
+      </w:pPr>
+      <w:r>
+        <w:rPr>
+          <w:b/>
+          <w:bCs/>
+        </w:rPr>
+        <w:t>Objective:</w:t>
+      </w:r>
+      <w:r>
+        <w:br/>
+      </w:r>
+      <w:r>
+        <w:t>A different version of the initially requested shotgun firing effect is needed (a heavy, powerful single-shot effect for a sniper rifle)</w:t>
+      </w:r>
+    </w:p>
+    <w:p>
+      <w:pPr>
+        <w:ind w:firstLine="360"/>
+      </w:pPr>
+      <w:r>
+        <w:rPr>
+          <w:b/>
+          <w:bCs/>
+        </w:rPr>
+        <w:t>References:</w:t>
+      </w:r>
+    </w:p>
+    <w:p>
+      <w:pPr>
+        <w:pStyle w:val="a6"/>
+        <w:numPr>
+          <w:ilvl w:val="0"/>
+          <w:numId w:val="10"/>
+        </w:numPr>
+        <w:rPr>
+          <w:rFonts w:hint="eastAsia"/>
+          <w:b/>
+        </w:rPr>
+      </w:pPr>
+      <w:r>
+        <w:rPr>
+          <w:rFonts w:hint="eastAsia"/>
+          <w:b/>
+        </w:rPr>
+        <w:t>SR Shot</w:t>
+      </w:r>
+      <w:r>
+        <w:rPr>
+          <w:b/>
+        </w:rPr>
+        <w:t>:</w:t>
+      </w:r>
+    </w:p>
+    <w:p>
+      <w:pPr>
+        <w:pStyle w:val="a6"/>
+        <w:numPr>
+          <w:ilvl w:val="1"/>
+          <w:numId w:val="10"/>
+        </w:numPr>
+      </w:pPr>
+      <w:r>
+        <w:t>I apologize, but I couldn't find a reference. It should be similar to the AR but distinguishable, with a heavier and more powerful feel.</w:t>
+      </w:r>
+    </w:p>
+    <w:p>
+      <w:pPr>
+        <w:pStyle w:val="a6"/>
+        <w:numPr>
+          <w:ilvl w:val="1"/>
+          <w:numId w:val="10"/>
+        </w:numPr>
+      </w:pPr>
+      <w:r>
+        <w:t>Heavy and powerful single shot</w:t>
+      </w:r>
+    </w:p>
+    <w:p>
+      <w:pPr>
+        <w:pStyle w:val="a6"/>
+        <w:numPr>
+          <w:ilvl w:val="1"/>
+          <w:numId w:val="10"/>
+        </w:numPr>
+      </w:pPr>
+      <w:r>
+        <w:t>For the impact effect, I'm thinking of a penetrating feel. However, since I couldn't find a reference, I'd like to leave this part to your discretion.</w:t>
+      </w:r>
+    </w:p>
+    <w:p>
+      <w:pPr>
+        <w:ind w:firstLine="360"/>
+      </w:pPr>
+      <w:r>
+        <w:rPr>
+          <w:b/>
+          <w:bCs/>
+        </w:rPr>
+        <w:t>Specifications:</w:t>
+      </w:r>
+    </w:p>
+    <w:p>
+      <w:pPr>
+        <w:numPr>
+          <w:ilvl w:val="0"/>
+          <w:numId w:val="4"/>
+        </w:numPr>
+      </w:pPr>
+      <w:r>
+        <w:rPr>
+          <w:b/>
+          <w:bCs/>
+        </w:rPr>
+        <w:t>Resolution:</w:t>
+      </w:r>
+      <w:r>
+        <w:t xml:space="preserve"> 512 x 512</w:t>
+      </w:r>
+    </w:p>
+    <w:p>
+      <w:pPr>
+        <w:numPr>
+          <w:ilvl w:val="0"/>
+          <w:numId w:val="4"/>
+        </w:numPr>
+      </w:pPr>
+      <w:r>
+        <w:rPr>
+          <w:b/>
+          <w:bCs/>
+        </w:rPr>
+        <w:t>Rotation:</w:t>
+      </w:r>
+      <w:r>
+        <w:t xml:space="preserve"> Facing right from the center</w:t>
+      </w:r>
+    </w:p>
+    <w:p/>
+    <w:p>
+      <w:r>
+        <w:lastRenderedPageBreak/>
+        <w:drawing>
+          <wp:inline distT="0" distB="0" distL="0" distR="0" wp14:anchorId="59B00826" wp14:editId="0032C22D">
+            <wp:extent cx="5731510" cy="1801495"/>
+            <wp:effectExtent l="0" t="0" r="2540" b="8255"/>
+            <wp:docPr id="3" name="그림 3"/>
+            <wp:cNvGraphicFramePr>
+              <a:graphicFrameLocks xmlns:a="http://schemas.openxmlformats.org/drawingml/2006/main" noChangeAspect="1"/>
+            </wp:cNvGraphicFramePr>
+            <a:graphic xmlns:a="http://schemas.openxmlformats.org/drawingml/2006/main">
+              <a:graphicData uri="http://schemas.openxmlformats.org/drawingml/2006/picture">
+                <pic:pic xmlns:pic="http://schemas.openxmlformats.org/drawingml/2006/picture">
+                  <pic:nvPicPr>
+                    <pic:cNvPr id="1" name=""/>
+                    <pic:cNvPicPr/>
+                  </pic:nvPicPr>
+                  <pic:blipFill>
+                    <a:blip r:embed="rId11"/>
+                    <a:stretch>
+                      <a:fillRect/>
+                    </a:stretch>
+                  </pic:blipFill>
+                  <pic:spPr>
+                    <a:xfrm>
+                      <a:off x="0" y="0"/>
+                      <a:ext cx="5731510" cy="1801495"/>
+                    </a:xfrm>
+                    <a:prstGeom prst="rect">
+                      <a:avLst/>
+                    </a:prstGeom>
+                  </pic:spPr>
+                </pic:pic>
+              </a:graphicData>
+            </a:graphic>
+          </wp:inline>
+        </w:drawing>
+      </w:r>
+    </w:p>
+    <w:p>
+      <w:pPr>
+        <w:pStyle w:val="a6"/>
+        <w:numPr>
+          <w:ilvl w:val="0"/>
+          <w:numId w:val="11"/>
+        </w:numPr>
+      </w:pPr>
+      <w:r>
+        <w:rPr>
+          <w:b/>
+        </w:rPr>
+        <w:t>Shape:</w:t>
+      </w:r>
+    </w:p>
+    <w:p>
+      <w:pPr>
+        <w:ind w:left="360"/>
+        <w:rPr>
+          <w:rFonts w:hint="eastAsia"/>
+        </w:rPr>
+      </w:pPr>
+      <w:bookmarkStart w:id="0" w:name="_GoBack"/>
+      <w:r>
+        <w:drawing>
+          <wp:inline distT="0" distB="0" distL="0" distR="0" wp14:anchorId="7DBBE1A3" wp14:editId="2BCC1883">
+            <wp:extent cx="4686954" cy="3848637"/>
+            <wp:effectExtent l="0" t="0" r="0" b="0"/>
+            <wp:docPr id="4" name="그림 4"/>
+            <wp:cNvGraphicFramePr>
+              <a:graphicFrameLocks xmlns:a="http://schemas.openxmlformats.org/drawingml/2006/main" noChangeAspect="1"/>
+            </wp:cNvGraphicFramePr>
+            <a:graphic xmlns:a="http://schemas.openxmlformats.org/drawingml/2006/main">
+              <a:graphicData uri="http://schemas.openxmlformats.org/drawingml/2006/picture">
+                <pic:pic xmlns:pic="http://schemas.openxmlformats.org/drawingml/2006/picture">
+                  <pic:nvPicPr>
+                    <pic:cNvPr id="1" name=""/>
+                    <pic:cNvPicPr/>
+                  </pic:nvPicPr>
+                  <pic:blipFill>
+                    <a:blip r:embed="rId12"/>
+                    <a:stretch>
+                      <a:fillRect/>
+                    </a:stretch>
+                  </pic:blipFill>
+                  <pic:spPr>
+                    <a:xfrm>
+                      <a:off x="0" y="0"/>
+                      <a:ext cx="4686954" cy="3848637"/>
+                    </a:xfrm>
+                    <a:prstGeom prst="rect">
+                      <a:avLst/>
+                    </a:prstGeom>
+                  </pic:spPr>
+                </pic:pic>
+              </a:graphicData>
+            </a:graphic>
+          </wp:inline>
+        </w:drawing>
+      </w:r>
+      <w:bookmarkEnd w:id="0"/>
     </w:p>
     <w:sectPr>
       <w:pgSz w:w="11906" w:h="16838"/>
@@ -340,6 +740,155 @@
 <file path=word/numbering.xml><?xml version="1.0" encoding="utf-8"?>
 <w:numbering xmlns:wpc="http://schemas.microsoft.com/office/word/2010/wordprocessingCanvas" xmlns:cx="http://schemas.microsoft.com/office/drawing/2014/chartex" xmlns:mc="http://schemas.openxmlformats.org/markup-compatibility/2006" xmlns:o="urn:schemas-microsoft-com:office:office" xmlns:r="http://schemas.openxmlformats.org/officeDocument/2006/relationships" xmlns:m="http://schemas.openxmlformats.org/officeDocument/2006/math" xmlns:v="urn:schemas-microsoft-com:vml" xmlns:wp14="http://schemas.microsoft.com/office/word/2010/wordprocessingDrawing" xmlns:wp="http://schemas.openxmlformats.org/drawingml/2006/wordprocessingDrawing" xmlns:w10="urn:schemas-microsoft-com:office:word" xmlns:w="http://schemas.openxmlformats.org/wordprocessingml/2006/main" xmlns:w14="http://schemas.microsoft.com/office/word/2010/wordml" xmlns:w15="http://schemas.microsoft.com/office/word/2012/wordml" xmlns:w16se="http://schemas.microsoft.com/office/word/2015/wordml/symex" xmlns:wpg="http://schemas.microsoft.com/office/word/2010/wordprocessingGroup" xmlns:wpi="http://schemas.microsoft.com/office/word/2010/wordprocessingInk" xmlns:wne="http://schemas.microsoft.com/office/word/2006/wordml" xmlns:wps="http://schemas.microsoft.com/office/word/2010/wordprocessingShape" mc:Ignorable="w14 w15 w16se wp14">
   <w:abstractNum w:abstractNumId="0" w15:restartNumberingAfterBreak="0">
+    <w:nsid w:val="06756E81"/>
+    <w:multiLevelType w:val="multilevel"/>
+    <w:tmpl w:val="5E5EA8A8"/>
+    <w:lvl w:ilvl="0">
+      <w:start w:val="1"/>
+      <w:numFmt w:val="bullet"/>
+      <w:lvlText w:val=""/>
+      <w:lvlJc w:val="left"/>
+      <w:pPr>
+        <w:tabs>
+          <w:tab w:val="num" w:pos="720"/>
+        </w:tabs>
+        <w:ind w:left="720" w:hanging="360"/>
+      </w:pPr>
+      <w:rPr>
+        <w:rFonts w:ascii="Symbol" w:hAnsi="Symbol" w:hint="default"/>
+        <w:sz w:val="20"/>
+      </w:rPr>
+    </w:lvl>
+    <w:lvl w:ilvl="1">
+      <w:start w:val="1"/>
+      <w:numFmt w:val="bullet"/>
+      <w:lvlText w:val="o"/>
+      <w:lvlJc w:val="left"/>
+      <w:pPr>
+        <w:tabs>
+          <w:tab w:val="num" w:pos="1440"/>
+        </w:tabs>
+        <w:ind w:left="1440" w:hanging="360"/>
+      </w:pPr>
+      <w:rPr>
+        <w:rFonts w:ascii="Courier New" w:hAnsi="Courier New" w:hint="default"/>
+        <w:sz w:val="20"/>
+      </w:rPr>
+    </w:lvl>
+    <w:lvl w:ilvl="2">
+      <w:start w:val="1"/>
+      <w:numFmt w:val="bullet"/>
+      <w:lvlText w:val=""/>
+      <w:lvlJc w:val="left"/>
+      <w:pPr>
+        <w:tabs>
+          <w:tab w:val="num" w:pos="2160"/>
+        </w:tabs>
+        <w:ind w:left="2160" w:hanging="360"/>
+      </w:pPr>
+      <w:rPr>
+        <w:rFonts w:ascii="Wingdings" w:hAnsi="Wingdings" w:hint="default"/>
+        <w:sz w:val="20"/>
+      </w:rPr>
+    </w:lvl>
+    <w:lvl w:ilvl="3" w:tentative="1">
+      <w:start w:val="1"/>
+      <w:numFmt w:val="bullet"/>
+      <w:lvlText w:val=""/>
+      <w:lvlJc w:val="left"/>
+      <w:pPr>
+        <w:tabs>
+          <w:tab w:val="num" w:pos="2880"/>
+        </w:tabs>
+        <w:ind w:left="2880" w:hanging="360"/>
+      </w:pPr>
+      <w:rPr>
+        <w:rFonts w:ascii="Wingdings" w:hAnsi="Wingdings" w:hint="default"/>
+        <w:sz w:val="20"/>
+      </w:rPr>
+    </w:lvl>
+    <w:lvl w:ilvl="4" w:tentative="1">
+      <w:start w:val="1"/>
+      <w:numFmt w:val="bullet"/>
+      <w:lvlText w:val=""/>
+      <w:lvlJc w:val="left"/>
+      <w:pPr>
+        <w:tabs>
+          <w:tab w:val="num" w:pos="3600"/>
+        </w:tabs>
+        <w:ind w:left="3600" w:hanging="360"/>
+      </w:pPr>
+      <w:rPr>
+        <w:rFonts w:ascii="Wingdings" w:hAnsi="Wingdings" w:hint="default"/>
+        <w:sz w:val="20"/>
+      </w:rPr>
+    </w:lvl>
+    <w:lvl w:ilvl="5" w:tentative="1">
+      <w:start w:val="1"/>
+      <w:numFmt w:val="bullet"/>
+      <w:lvlText w:val=""/>
+      <w:lvlJc w:val="left"/>
+      <w:pPr>
+        <w:tabs>
+          <w:tab w:val="num" w:pos="4320"/>
+        </w:tabs>
+        <w:ind w:left="4320" w:hanging="360"/>
+      </w:pPr>
+      <w:rPr>
+        <w:rFonts w:ascii="Wingdings" w:hAnsi="Wingdings" w:hint="default"/>
+        <w:sz w:val="20"/>
+      </w:rPr>
+    </w:lvl>
+    <w:lvl w:ilvl="6" w:tentative="1">
+      <w:start w:val="1"/>
+      <w:numFmt w:val="bullet"/>
+      <w:lvlText w:val=""/>
+      <w:lvlJc w:val="left"/>
+      <w:pPr>
+        <w:tabs>
+          <w:tab w:val="num" w:pos="5040"/>
+        </w:tabs>
+        <w:ind w:left="5040" w:hanging="360"/>
+      </w:pPr>
+      <w:rPr>
+        <w:rFonts w:ascii="Wingdings" w:hAnsi="Wingdings" w:hint="default"/>
+        <w:sz w:val="20"/>
+      </w:rPr>
+    </w:lvl>
+    <w:lvl w:ilvl="7" w:tentative="1">
+      <w:start w:val="1"/>
+      <w:numFmt w:val="bullet"/>
+      <w:lvlText w:val=""/>
+      <w:lvlJc w:val="left"/>
+      <w:pPr>
+        <w:tabs>
+          <w:tab w:val="num" w:pos="5760"/>
+        </w:tabs>
+        <w:ind w:left="5760" w:hanging="360"/>
+      </w:pPr>
+      <w:rPr>
+        <w:rFonts w:ascii="Wingdings" w:hAnsi="Wingdings" w:hint="default"/>
+        <w:sz w:val="20"/>
+      </w:rPr>
+    </w:lvl>
+    <w:lvl w:ilvl="8" w:tentative="1">
+      <w:start w:val="1"/>
+      <w:numFmt w:val="bullet"/>
+      <w:lvlText w:val=""/>
+      <w:lvlJc w:val="left"/>
+      <w:pPr>
+        <w:tabs>
+          <w:tab w:val="num" w:pos="6480"/>
+        </w:tabs>
+        <w:ind w:left="6480" w:hanging="360"/>
+      </w:pPr>
+      <w:rPr>
+        <w:rFonts w:ascii="Wingdings" w:hAnsi="Wingdings" w:hint="default"/>
+        <w:sz w:val="20"/>
+      </w:rPr>
+    </w:lvl>
+  </w:abstractNum>
+  <w:abstractNum w:abstractNumId="1" w15:restartNumberingAfterBreak="0">
     <w:nsid w:val="0D4711B9"/>
     <w:multiLevelType w:val="hybridMultilevel"/>
     <w:tmpl w:val="98ACA986"/>
@@ -451,7 +1000,7 @@
       </w:rPr>
     </w:lvl>
   </w:abstractNum>
-  <w:abstractNum w:abstractNumId="1" w15:restartNumberingAfterBreak="0">
+  <w:abstractNum w:abstractNumId="2" w15:restartNumberingAfterBreak="0">
     <w:nsid w:val="11301F97"/>
     <w:multiLevelType w:val="hybridMultilevel"/>
     <w:tmpl w:val="58D8CC5E"/>
@@ -564,7 +1113,7 @@
       </w:rPr>
     </w:lvl>
   </w:abstractNum>
-  <w:abstractNum w:abstractNumId="2" w15:restartNumberingAfterBreak="0">
+  <w:abstractNum w:abstractNumId="3" w15:restartNumberingAfterBreak="0">
     <w:nsid w:val="13EF66CF"/>
     <w:multiLevelType w:val="hybridMultilevel"/>
     <w:tmpl w:val="FBF20AE2"/>
@@ -677,7 +1226,7 @@
       </w:rPr>
     </w:lvl>
   </w:abstractNum>
-  <w:abstractNum w:abstractNumId="3" w15:restartNumberingAfterBreak="0">
+  <w:abstractNum w:abstractNumId="4" w15:restartNumberingAfterBreak="0">
     <w:nsid w:val="1DE77131"/>
     <w:multiLevelType w:val="multilevel"/>
     <w:tmpl w:val="82601568"/>
@@ -826,7 +1375,7 @@
       </w:rPr>
     </w:lvl>
   </w:abstractNum>
-  <w:abstractNum w:abstractNumId="4" w15:restartNumberingAfterBreak="0">
+  <w:abstractNum w:abstractNumId="5" w15:restartNumberingAfterBreak="0">
     <w:nsid w:val="29E57430"/>
     <w:multiLevelType w:val="hybridMultilevel"/>
     <w:tmpl w:val="D9EE1730"/>
@@ -915,10 +1464,10 @@
       </w:pPr>
     </w:lvl>
   </w:abstractNum>
-  <w:abstractNum w:abstractNumId="5" w15:restartNumberingAfterBreak="0">
+  <w:abstractNum w:abstractNumId="6" w15:restartNumberingAfterBreak="0">
     <w:nsid w:val="2FFE6D1C"/>
     <w:multiLevelType w:val="multilevel"/>
-    <w:tmpl w:val="14789236"/>
+    <w:tmpl w:val="F288F4E4"/>
     <w:lvl w:ilvl="0">
       <w:start w:val="1"/>
       <w:numFmt w:val="bullet"/>
@@ -935,20 +1484,15 @@
         <w:sz w:val="20"/>
       </w:rPr>
     </w:lvl>
-    <w:lvl w:ilvl="1" w:tentative="1">
-      <w:start w:val="1"/>
-      <w:numFmt w:val="bullet"/>
-      <w:lvlText w:val="o"/>
-      <w:lvlJc w:val="left"/>
-      <w:pPr>
-        <w:tabs>
-          <w:tab w:val="num" w:pos="1440"/>
-        </w:tabs>
+    <w:lvl w:ilvl="1">
+      <w:numFmt w:val="bullet"/>
+      <w:lvlText w:val="-"/>
+      <w:lvlJc w:val="left"/>
+      <w:pPr>
         <w:ind w:left="1440" w:hanging="360"/>
       </w:pPr>
       <w:rPr>
-        <w:rFonts w:ascii="Courier New" w:hAnsi="Courier New" w:hint="default"/>
-        <w:sz w:val="20"/>
+        <w:rFonts w:ascii="맑은 고딕" w:eastAsia="맑은 고딕" w:hAnsi="맑은 고딕" w:cstheme="minorBidi" w:hint="eastAsia"/>
       </w:rPr>
     </w:lvl>
     <w:lvl w:ilvl="2" w:tentative="1">
@@ -1064,7 +1608,7 @@
       </w:rPr>
     </w:lvl>
   </w:abstractNum>
-  <w:abstractNum w:abstractNumId="6" w15:restartNumberingAfterBreak="0">
+  <w:abstractNum w:abstractNumId="7" w15:restartNumberingAfterBreak="0">
     <w:nsid w:val="38D331C4"/>
     <w:multiLevelType w:val="multilevel"/>
     <w:tmpl w:val="AC9E966C"/>
@@ -1213,7 +1757,7 @@
       </w:rPr>
     </w:lvl>
   </w:abstractNum>
-  <w:abstractNum w:abstractNumId="7" w15:restartNumberingAfterBreak="0">
+  <w:abstractNum w:abstractNumId="8" w15:restartNumberingAfterBreak="0">
     <w:nsid w:val="4AF43FA4"/>
     <w:multiLevelType w:val="hybridMultilevel"/>
     <w:tmpl w:val="540EED1C"/>
@@ -1299,7 +1843,7 @@
       </w:pPr>
     </w:lvl>
   </w:abstractNum>
-  <w:abstractNum w:abstractNumId="8" w15:restartNumberingAfterBreak="0">
+  <w:abstractNum w:abstractNumId="9" w15:restartNumberingAfterBreak="0">
     <w:nsid w:val="54C95828"/>
     <w:multiLevelType w:val="multilevel"/>
     <w:tmpl w:val="5E5EA8A8"/>
@@ -1448,32 +1992,187 @@
       </w:rPr>
     </w:lvl>
   </w:abstractNum>
+  <w:abstractNum w:abstractNumId="10" w15:restartNumberingAfterBreak="0">
+    <w:nsid w:val="7127291B"/>
+    <w:multiLevelType w:val="multilevel"/>
+    <w:tmpl w:val="5E5EA8A8"/>
+    <w:lvl w:ilvl="0">
+      <w:start w:val="1"/>
+      <w:numFmt w:val="bullet"/>
+      <w:lvlText w:val=""/>
+      <w:lvlJc w:val="left"/>
+      <w:pPr>
+        <w:tabs>
+          <w:tab w:val="num" w:pos="720"/>
+        </w:tabs>
+        <w:ind w:left="720" w:hanging="360"/>
+      </w:pPr>
+      <w:rPr>
+        <w:rFonts w:ascii="Symbol" w:hAnsi="Symbol" w:hint="default"/>
+        <w:sz w:val="20"/>
+      </w:rPr>
+    </w:lvl>
+    <w:lvl w:ilvl="1">
+      <w:start w:val="1"/>
+      <w:numFmt w:val="bullet"/>
+      <w:lvlText w:val="o"/>
+      <w:lvlJc w:val="left"/>
+      <w:pPr>
+        <w:tabs>
+          <w:tab w:val="num" w:pos="1440"/>
+        </w:tabs>
+        <w:ind w:left="1440" w:hanging="360"/>
+      </w:pPr>
+      <w:rPr>
+        <w:rFonts w:ascii="Courier New" w:hAnsi="Courier New" w:hint="default"/>
+        <w:sz w:val="20"/>
+      </w:rPr>
+    </w:lvl>
+    <w:lvl w:ilvl="2">
+      <w:start w:val="1"/>
+      <w:numFmt w:val="bullet"/>
+      <w:lvlText w:val=""/>
+      <w:lvlJc w:val="left"/>
+      <w:pPr>
+        <w:tabs>
+          <w:tab w:val="num" w:pos="2160"/>
+        </w:tabs>
+        <w:ind w:left="2160" w:hanging="360"/>
+      </w:pPr>
+      <w:rPr>
+        <w:rFonts w:ascii="Wingdings" w:hAnsi="Wingdings" w:hint="default"/>
+        <w:sz w:val="20"/>
+      </w:rPr>
+    </w:lvl>
+    <w:lvl w:ilvl="3" w:tentative="1">
+      <w:start w:val="1"/>
+      <w:numFmt w:val="bullet"/>
+      <w:lvlText w:val=""/>
+      <w:lvlJc w:val="left"/>
+      <w:pPr>
+        <w:tabs>
+          <w:tab w:val="num" w:pos="2880"/>
+        </w:tabs>
+        <w:ind w:left="2880" w:hanging="360"/>
+      </w:pPr>
+      <w:rPr>
+        <w:rFonts w:ascii="Wingdings" w:hAnsi="Wingdings" w:hint="default"/>
+        <w:sz w:val="20"/>
+      </w:rPr>
+    </w:lvl>
+    <w:lvl w:ilvl="4" w:tentative="1">
+      <w:start w:val="1"/>
+      <w:numFmt w:val="bullet"/>
+      <w:lvlText w:val=""/>
+      <w:lvlJc w:val="left"/>
+      <w:pPr>
+        <w:tabs>
+          <w:tab w:val="num" w:pos="3600"/>
+        </w:tabs>
+        <w:ind w:left="3600" w:hanging="360"/>
+      </w:pPr>
+      <w:rPr>
+        <w:rFonts w:ascii="Wingdings" w:hAnsi="Wingdings" w:hint="default"/>
+        <w:sz w:val="20"/>
+      </w:rPr>
+    </w:lvl>
+    <w:lvl w:ilvl="5" w:tentative="1">
+      <w:start w:val="1"/>
+      <w:numFmt w:val="bullet"/>
+      <w:lvlText w:val=""/>
+      <w:lvlJc w:val="left"/>
+      <w:pPr>
+        <w:tabs>
+          <w:tab w:val="num" w:pos="4320"/>
+        </w:tabs>
+        <w:ind w:left="4320" w:hanging="360"/>
+      </w:pPr>
+      <w:rPr>
+        <w:rFonts w:ascii="Wingdings" w:hAnsi="Wingdings" w:hint="default"/>
+        <w:sz w:val="20"/>
+      </w:rPr>
+    </w:lvl>
+    <w:lvl w:ilvl="6" w:tentative="1">
+      <w:start w:val="1"/>
+      <w:numFmt w:val="bullet"/>
+      <w:lvlText w:val=""/>
+      <w:lvlJc w:val="left"/>
+      <w:pPr>
+        <w:tabs>
+          <w:tab w:val="num" w:pos="5040"/>
+        </w:tabs>
+        <w:ind w:left="5040" w:hanging="360"/>
+      </w:pPr>
+      <w:rPr>
+        <w:rFonts w:ascii="Wingdings" w:hAnsi="Wingdings" w:hint="default"/>
+        <w:sz w:val="20"/>
+      </w:rPr>
+    </w:lvl>
+    <w:lvl w:ilvl="7" w:tentative="1">
+      <w:start w:val="1"/>
+      <w:numFmt w:val="bullet"/>
+      <w:lvlText w:val=""/>
+      <w:lvlJc w:val="left"/>
+      <w:pPr>
+        <w:tabs>
+          <w:tab w:val="num" w:pos="5760"/>
+        </w:tabs>
+        <w:ind w:left="5760" w:hanging="360"/>
+      </w:pPr>
+      <w:rPr>
+        <w:rFonts w:ascii="Wingdings" w:hAnsi="Wingdings" w:hint="default"/>
+        <w:sz w:val="20"/>
+      </w:rPr>
+    </w:lvl>
+    <w:lvl w:ilvl="8" w:tentative="1">
+      <w:start w:val="1"/>
+      <w:numFmt w:val="bullet"/>
+      <w:lvlText w:val=""/>
+      <w:lvlJc w:val="left"/>
+      <w:pPr>
+        <w:tabs>
+          <w:tab w:val="num" w:pos="6480"/>
+        </w:tabs>
+        <w:ind w:left="6480" w:hanging="360"/>
+      </w:pPr>
+      <w:rPr>
+        <w:rFonts w:ascii="Wingdings" w:hAnsi="Wingdings" w:hint="default"/>
+        <w:sz w:val="20"/>
+      </w:rPr>
+    </w:lvl>
+  </w:abstractNum>
   <w:num w:numId="1">
+    <w:abstractNumId w:val="9"/>
+  </w:num>
+  <w:num w:numId="2">
+    <w:abstractNumId w:val="7"/>
+  </w:num>
+  <w:num w:numId="3">
+    <w:abstractNumId w:val="3"/>
+  </w:num>
+  <w:num w:numId="4">
+    <w:abstractNumId w:val="6"/>
+  </w:num>
+  <w:num w:numId="5">
+    <w:abstractNumId w:val="4"/>
+  </w:num>
+  <w:num w:numId="6">
+    <w:abstractNumId w:val="5"/>
+  </w:num>
+  <w:num w:numId="7">
+    <w:abstractNumId w:val="2"/>
+  </w:num>
+  <w:num w:numId="8">
+    <w:abstractNumId w:val="1"/>
+  </w:num>
+  <w:num w:numId="9">
     <w:abstractNumId w:val="8"/>
   </w:num>
-  <w:num w:numId="2">
-    <w:abstractNumId w:val="6"/>
+  <w:num w:numId="10">
+    <w:abstractNumId w:val="10"/>
   </w:num>
-  <w:num w:numId="3">
-    <w:abstractNumId w:val="2"/>
-  </w:num>
-  <w:num w:numId="4">
-    <w:abstractNumId w:val="5"/>
-  </w:num>
-  <w:num w:numId="5">
-    <w:abstractNumId w:val="3"/>
-  </w:num>
-  <w:num w:numId="6">
-    <w:abstractNumId w:val="4"/>
-  </w:num>
-  <w:num w:numId="7">
-    <w:abstractNumId w:val="1"/>
-  </w:num>
-  <w:num w:numId="8">
+  <w:num w:numId="11">
     <w:abstractNumId w:val="0"/>
-  </w:num>
-  <w:num w:numId="9">
-    <w:abstractNumId w:val="7"/>
   </w:num>
 </w:numbering>
 </file>
@@ -2753,4 +3452,16 @@
     </a:ext>
   </a:extLst>
 </a:theme>
+</file>
+
+<file path=customXml/item1.xml><?xml version="1.0" encoding="utf-8"?>
+<b:Sources xmlns:b="http://schemas.openxmlformats.org/officeDocument/2006/bibliography" xmlns="http://schemas.openxmlformats.org/officeDocument/2006/bibliography" SelectedStyle="\APASixthEditionOfficeOnline.xsl" StyleName="APA" Version="6"/>
+</file>
+
+<file path=customXml/itemProps1.xml><?xml version="1.0" encoding="utf-8"?>
+<ds:datastoreItem xmlns:ds="http://schemas.openxmlformats.org/officeDocument/2006/customXml" ds:itemID="{9CFA9432-93EF-44F0-8480-11079F32FF46}">
+  <ds:schemaRefs>
+    <ds:schemaRef ds:uri="http://schemas.openxmlformats.org/officeDocument/2006/bibliography"/>
+  </ds:schemaRefs>
+</ds:datastoreItem>
 </file>
--- a/Tool/Effect Requirement.docx
+++ b/Tool/Effect Requirement.docx
@@ -16,7 +16,7 @@
           <w:sz w:val="40"/>
           <w:szCs w:val="40"/>
         </w:rPr>
-        <w:t xml:space="preserve">Shot FX </w:t>
+        <w:t xml:space="preserve">Card Outline </w:t>
       </w:r>
       <w:r>
         <w:rPr>
@@ -54,44 +54,232 @@
           <w:sz w:val="30"/>
           <w:szCs w:val="30"/>
         </w:rPr>
-        <w:t>AR shot</w:t>
-      </w:r>
+        <w:t>Card Outline</w:t>
+      </w:r>
+    </w:p>
+    <w:p>
+      <w:pPr>
+        <w:ind w:left="360"/>
+      </w:pPr>
       <w:r>
         <w:rPr>
           <w:b/>
           <w:bCs/>
-          <w:sz w:val="30"/>
-          <w:szCs w:val="30"/>
-        </w:rPr>
-        <w:t xml:space="preserve"> / </w:t>
-      </w:r>
-      <w:r>
-        <w:rPr>
-          <w:rFonts w:hint="eastAsia"/>
+        </w:rPr>
+        <w:t>Objective:</w:t>
+      </w:r>
+      <w:r>
+        <w:br/>
+      </w:r>
+      <w:r>
+        <w:t>Outline effects for displaying various card states in the player's hand</w:t>
+      </w:r>
+    </w:p>
+    <w:p>
+      <w:pPr>
+        <w:ind w:left="360"/>
+      </w:pPr>
+    </w:p>
+    <w:p>
+      <w:pPr>
+        <w:ind w:left="360"/>
+      </w:pPr>
+      <w:r>
+        <w:t xml:space="preserve">The outline system requires two separate layers: </w:t>
+      </w:r>
+      <w:r>
+        <w:rPr>
           <w:b/>
           <w:bCs/>
-          <w:sz w:val="30"/>
-          <w:szCs w:val="30"/>
-        </w:rPr>
-        <w:t>impact</w:t>
-      </w:r>
-    </w:p>
-    <w:p>
-      <w:pPr>
-        <w:ind w:left="360"/>
-      </w:pPr>
+        </w:rPr>
+        <w:t>State Display (BG)</w:t>
+      </w:r>
+      <w:r>
+        <w:t xml:space="preserve"> and </w:t>
+      </w:r>
       <w:r>
         <w:rPr>
           <w:b/>
           <w:bCs/>
         </w:rPr>
-        <w:t>Objective:</w:t>
-      </w:r>
-      <w:r>
-        <w:br/>
-      </w:r>
-      <w:r>
-        <w:t>A different version of the initially requested shotgun firing effect is needed (a light 3-shot burst effect for an AR weapon)</w:t>
+        <w:t>Glow Effect (Glow)</w:t>
+      </w:r>
+      <w:r>
+        <w:t>.</w:t>
+      </w:r>
+    </w:p>
+    <w:p>
+      <w:pPr>
+        <w:ind w:left="360"/>
+      </w:pPr>
+      <w:r>
+        <w:rPr>
+          <w:bCs/>
+        </w:rPr>
+        <w:t>Rendering Order:</w:t>
+      </w:r>
+      <w:r>
+        <w:t xml:space="preserve"> BG → Glow → CardUI</w:t>
+      </w:r>
+    </w:p>
+    <w:p>
+      <w:pPr>
+        <w:ind w:left="360"/>
+        <w:rPr>
+          <w:bCs/>
+        </w:rPr>
+      </w:pPr>
+    </w:p>
+    <w:p>
+      <w:pPr>
+        <w:ind w:left="360"/>
+        <w:rPr>
+          <w:bCs/>
+        </w:rPr>
+      </w:pPr>
+      <w:r>
+        <w:rPr>
+          <w:bCs/>
+        </w:rPr>
+        <w:t>BG Outline (State Display):</w:t>
+      </w:r>
+    </w:p>
+    <w:p>
+      <w:pPr>
+        <w:numPr>
+          <w:ilvl w:val="0"/>
+          <w:numId w:val="14"/>
+        </w:numPr>
+      </w:pPr>
+      <w:r>
+        <w:t xml:space="preserve">Displays different colors based on card state: </w:t>
+      </w:r>
+    </w:p>
+    <w:p>
+      <w:pPr>
+        <w:numPr>
+          <w:ilvl w:val="1"/>
+          <w:numId w:val="14"/>
+        </w:numPr>
+      </w:pPr>
+      <w:r>
+        <w:t>Green: Card is playable</w:t>
+      </w:r>
+    </w:p>
+    <w:p>
+      <w:pPr>
+        <w:numPr>
+          <w:ilvl w:val="1"/>
+          <w:numId w:val="14"/>
+        </w:numPr>
+      </w:pPr>
+      <w:r>
+        <w:t>Yellow: Special conditions met for bonus effects</w:t>
+      </w:r>
+    </w:p>
+    <w:p>
+      <w:pPr>
+        <w:numPr>
+          <w:ilvl w:val="1"/>
+          <w:numId w:val="14"/>
+        </w:numPr>
+      </w:pPr>
+      <w:r>
+        <w:t>Blue: Card being dragged</w:t>
+      </w:r>
+    </w:p>
+    <w:p>
+      <w:pPr>
+        <w:numPr>
+          <w:ilvl w:val="0"/>
+          <w:numId w:val="14"/>
+        </w:numPr>
+      </w:pPr>
+      <w:r>
+        <w:t>Features a subtle pulsing animation with infinite loop for visual appeal</w:t>
+      </w:r>
+    </w:p>
+    <w:p>
+      <w:pPr>
+        <w:ind w:left="360"/>
+        <w:rPr>
+          <w:bCs/>
+        </w:rPr>
+      </w:pPr>
+    </w:p>
+    <w:p>
+      <w:pPr>
+        <w:ind w:left="360"/>
+      </w:pPr>
+      <w:r>
+        <w:rPr>
+          <w:bCs/>
+        </w:rPr>
+        <w:t>Glow Outline:</w:t>
+      </w:r>
+    </w:p>
+    <w:p>
+      <w:pPr>
+        <w:numPr>
+          <w:ilvl w:val="0"/>
+          <w:numId w:val="15"/>
+        </w:numPr>
+      </w:pPr>
+      <w:r>
+        <w:t>Thinner white outline compared to BG layer</w:t>
+      </w:r>
+    </w:p>
+    <w:p>
+      <w:pPr>
+        <w:numPr>
+          <w:ilvl w:val="0"/>
+          <w:numId w:val="15"/>
+        </w:numPr>
+      </w:pPr>
+      <w:r>
+        <w:t xml:space="preserve">Dual usage: </w:t>
+      </w:r>
+    </w:p>
+    <w:p>
+      <w:pPr>
+        <w:numPr>
+          <w:ilvl w:val="1"/>
+          <w:numId w:val="15"/>
+        </w:numPr>
+      </w:pPr>
+      <w:r>
+        <w:rPr>
+          <w:bCs/>
+        </w:rPr>
+        <w:t>Combined with BG:</w:t>
+      </w:r>
+      <w:r>
+        <w:t xml:space="preserve"> Creates glow effect (e.g., adding glow to hovered cards among playable green-outlined cards in hand)</w:t>
+      </w:r>
+    </w:p>
+    <w:p>
+      <w:pPr>
+        <w:numPr>
+          <w:ilvl w:val="1"/>
+          <w:numId w:val="15"/>
+        </w:numPr>
+      </w:pPr>
+      <w:r>
+        <w:rPr>
+          <w:bCs/>
+        </w:rPr>
+        <w:t>Standalone:</w:t>
+      </w:r>
+      <w:r>
+        <w:t xml:space="preserve"> Used when a thinner outline is needed without the BG layer</w:t>
+      </w:r>
+    </w:p>
+    <w:p>
+      <w:pPr>
+        <w:ind w:left="360"/>
+      </w:pPr>
+      <w:r>
+        <w:t>This layered approach allows for flexible visual feedback, clearly indicating card states while maintaining the ability to highlight specific interactions through the glow effect.</w:t>
       </w:r>
     </w:p>
     <w:p>
@@ -103,6 +291,7 @@
           <w:b/>
           <w:bCs/>
         </w:rPr>
+        <w:lastRenderedPageBreak/>
         <w:t>References:</w:t>
       </w:r>
     </w:p>
@@ -119,7 +308,7 @@
           <w:b/>
           <w:bCs/>
         </w:rPr>
-        <w:t>AR Shot</w:t>
+        <w:t>HearthStone</w:t>
       </w:r>
       <w:r>
         <w:rPr>
@@ -130,135 +319,55 @@
       </w:r>
     </w:p>
     <w:p>
-      <w:pPr>
-        <w:numPr>
-          <w:ilvl w:val="1"/>
-          <w:numId w:val="1"/>
-        </w:numPr>
-      </w:pPr>
-      <w:r>
-        <w:t xml:space="preserve">Reference: </w:t>
-      </w:r>
-      <w:hyperlink r:id="rId8" w:history="1">
-        <w:r>
-          <w:rPr>
-            <w:rStyle w:val="aa"/>
-          </w:rPr>
-          <w:t>https://www.artstation.com/artwork/Nx6Ovq</w:t>
-        </w:r>
-      </w:hyperlink>
-    </w:p>
-    <w:p>
-      <w:pPr>
-        <w:pStyle w:val="a6"/>
-        <w:numPr>
-          <w:ilvl w:val="1"/>
-          <w:numId w:val="1"/>
-        </w:numPr>
-        <w:rPr>
-          <w:b/>
-          <w:bCs/>
-        </w:rPr>
-      </w:pPr>
-      <w:r>
-        <w:t>Unlike the reference, the firing and impact are not connected by a line, but are created as separate effects like the first shotgun effect</w:t>
-      </w:r>
-    </w:p>
-    <w:p>
-      <w:pPr>
-        <w:pStyle w:val="a6"/>
-        <w:numPr>
-          <w:ilvl w:val="1"/>
-          <w:numId w:val="1"/>
-        </w:numPr>
-        <w:rPr>
-          <w:rFonts w:hint="eastAsia"/>
-          <w:b/>
-          <w:bCs/>
-        </w:rPr>
-      </w:pPr>
-      <w:r>
-        <w:t>3-shot burst firing effect</w:t>
-      </w:r>
-    </w:p>
-    <w:p>
-      <w:pPr>
-        <w:pStyle w:val="a6"/>
-        <w:numPr>
-          <w:ilvl w:val="1"/>
-          <w:numId w:val="1"/>
-        </w:numPr>
-        <w:rPr>
-          <w:rFonts w:hint="eastAsia"/>
-          <w:b/>
-          <w:bCs/>
-        </w:rPr>
-      </w:pPr>
-      <w:r>
-        <w:t>Either all three shots fired from the same position, or the first and third from the left and the second from the right for an alternating firing feel - whichever looks more natural will be adopted (however, since the SR fires a single shot, the former will be chosen if it's not too unnatural, for differentiation)</w:t>
-      </w:r>
-    </w:p>
-    <w:p>
-      <w:pPr>
-        <w:ind w:firstLine="360"/>
-      </w:pPr>
-      <w:r>
-        <w:rPr>
-          <w:b/>
-          <w:bCs/>
-        </w:rPr>
-        <w:t>Specifications:</w:t>
-      </w:r>
-    </w:p>
-    <w:p>
-      <w:pPr>
-        <w:numPr>
-          <w:ilvl w:val="0"/>
-          <w:numId w:val="4"/>
-        </w:numPr>
-      </w:pPr>
-      <w:r>
-        <w:rPr>
-          <w:b/>
-          <w:bCs/>
-        </w:rPr>
-        <w:t>Resolution:</w:t>
-      </w:r>
-      <w:r>
-        <w:t xml:space="preserve"> 512 x 512</w:t>
-      </w:r>
-    </w:p>
-    <w:p>
-      <w:pPr>
-        <w:numPr>
-          <w:ilvl w:val="0"/>
-          <w:numId w:val="4"/>
-        </w:numPr>
-      </w:pPr>
-      <w:r>
-        <w:rPr>
-          <w:b/>
-          <w:bCs/>
-        </w:rPr>
-        <w:t>Rotation:</w:t>
-      </w:r>
-      <w:r>
-        <w:t xml:space="preserve"> </w:t>
-      </w:r>
-      <w:r>
-        <w:t>Facing right from the center</w:t>
-      </w:r>
-    </w:p>
-    <w:p>
-      <w:pPr>
-        <w:ind w:left="720"/>
-      </w:pPr>
-      <w:r>
+      <w:r>
+        <w:rPr>
+          <w:noProof/>
+        </w:rPr>
         <w:drawing>
-          <wp:inline distT="0" distB="0" distL="0" distR="0" wp14:anchorId="0B669B73" wp14:editId="790E5329">
-            <wp:extent cx="5731510" cy="1891665"/>
-            <wp:effectExtent l="0" t="0" r="2540" b="0"/>
-            <wp:docPr id="2" name="그림 2"/>
+          <wp:inline distT="0" distB="0" distL="0" distR="0" wp14:anchorId="7F8B8C6E" wp14:editId="2EA7FB90">
+            <wp:extent cx="1800225" cy="1732927"/>
+            <wp:effectExtent l="0" t="0" r="0" b="635"/>
+            <wp:docPr id="5" name="그림 5"/>
+            <wp:cNvGraphicFramePr>
+              <a:graphicFrameLocks xmlns:a="http://schemas.openxmlformats.org/drawingml/2006/main" noChangeAspect="1"/>
+            </wp:cNvGraphicFramePr>
+            <a:graphic xmlns:a="http://schemas.openxmlformats.org/drawingml/2006/main">
+              <a:graphicData uri="http://schemas.openxmlformats.org/drawingml/2006/picture">
+                <pic:pic xmlns:pic="http://schemas.openxmlformats.org/drawingml/2006/picture">
+                  <pic:nvPicPr>
+                    <pic:cNvPr id="1" name=""/>
+                    <pic:cNvPicPr/>
+                  </pic:nvPicPr>
+                  <pic:blipFill>
+                    <a:blip r:embed="rId8"/>
+                    <a:stretch>
+                      <a:fillRect/>
+                    </a:stretch>
+                  </pic:blipFill>
+                  <pic:spPr>
+                    <a:xfrm>
+                      <a:off x="0" y="0"/>
+                      <a:ext cx="1814998" cy="1747148"/>
+                    </a:xfrm>
+                    <a:prstGeom prst="rect">
+                      <a:avLst/>
+                    </a:prstGeom>
+                  </pic:spPr>
+                </pic:pic>
+              </a:graphicData>
+            </a:graphic>
+          </wp:inline>
+        </w:drawing>
+      </w:r>
+      <w:r>
+        <w:rPr>
+          <w:noProof/>
+        </w:rPr>
+        <w:drawing>
+          <wp:inline distT="0" distB="0" distL="0" distR="0" wp14:anchorId="74D9C6F3" wp14:editId="5DD222DC">
+            <wp:extent cx="1819275" cy="1732986"/>
+            <wp:effectExtent l="0" t="0" r="0" b="635"/>
+            <wp:docPr id="6" name="그림 6"/>
             <wp:cNvGraphicFramePr>
               <a:graphicFrameLocks xmlns:a="http://schemas.openxmlformats.org/drawingml/2006/main" noChangeAspect="1"/>
             </wp:cNvGraphicFramePr>
@@ -278,7 +387,7 @@
                   <pic:spPr>
                     <a:xfrm>
                       <a:off x="0" y="0"/>
-                      <a:ext cx="5731510" cy="1891665"/>
+                      <a:ext cx="1855860" cy="1767835"/>
                     </a:xfrm>
                     <a:prstGeom prst="rect">
                       <a:avLst/>
@@ -290,55 +399,21 @@
           </wp:inline>
         </w:drawing>
       </w:r>
-    </w:p>
-    <w:p>
-      <w:pPr>
-        <w:ind w:left="720"/>
-        <w:rPr>
-          <w:rFonts w:hint="eastAsia"/>
-        </w:rPr>
-      </w:pPr>
-    </w:p>
-    <w:p>
-      <w:pPr>
-        <w:ind w:left="720"/>
-        <w:rPr>
-          <w:rFonts w:hint="eastAsia"/>
-        </w:rPr>
-      </w:pPr>
-    </w:p>
-    <w:p>
-      <w:pPr>
-        <w:numPr>
-          <w:ilvl w:val="0"/>
-          <w:numId w:val="4"/>
-        </w:numPr>
-      </w:pPr>
-      <w:r>
-        <w:rPr>
-          <w:rFonts w:hint="eastAsia"/>
-          <w:b/>
-          <w:bCs/>
-        </w:rPr>
-        <w:t>Shape:</w:t>
-      </w:r>
       <w:r>
         <w:rPr>
           <w:noProof/>
         </w:rPr>
         <w:t xml:space="preserve"> </w:t>
       </w:r>
-    </w:p>
-    <w:p>
-      <w:pPr>
-        <w:ind w:left="360"/>
-      </w:pPr>
-      <w:r>
+      <w:r>
+        <w:rPr>
+          <w:noProof/>
+        </w:rPr>
         <w:drawing>
-          <wp:inline distT="0" distB="0" distL="0" distR="0" wp14:anchorId="5C42ACE4" wp14:editId="38BFB8F3">
-            <wp:extent cx="5731510" cy="2994025"/>
-            <wp:effectExtent l="0" t="0" r="2540" b="0"/>
-            <wp:docPr id="1" name="그림 1"/>
+          <wp:inline distT="0" distB="0" distL="0" distR="0" wp14:anchorId="2083AB98" wp14:editId="3263DD83">
+            <wp:extent cx="1762125" cy="1717851"/>
+            <wp:effectExtent l="0" t="0" r="0" b="0"/>
+            <wp:docPr id="9" name="그림 9"/>
             <wp:cNvGraphicFramePr>
               <a:graphicFrameLocks xmlns:a="http://schemas.openxmlformats.org/drawingml/2006/main" noChangeAspect="1"/>
             </wp:cNvGraphicFramePr>
@@ -358,7 +433,7 @@
                   <pic:spPr>
                     <a:xfrm>
                       <a:off x="0" y="0"/>
-                      <a:ext cx="5731510" cy="2994025"/>
+                      <a:ext cx="1784423" cy="1739589"/>
                     </a:xfrm>
                     <a:prstGeom prst="rect">
                       <a:avLst/>
@@ -372,217 +447,30 @@
       </w:r>
     </w:p>
     <w:p>
-      <w:pPr>
-        <w:ind w:left="720"/>
-      </w:pPr>
-      <w:r>
-        <w:t xml:space="preserve"> </w:t>
-      </w:r>
-    </w:p>
-    <w:p>
-      <w:pPr>
-        <w:pStyle w:val="a6"/>
-        <w:numPr>
-          <w:ilvl w:val="0"/>
-          <w:numId w:val="6"/>
-        </w:numPr>
-        <w:rPr>
-          <w:rFonts w:hint="eastAsia"/>
-          <w:b/>
-          <w:bCs/>
-          <w:sz w:val="30"/>
-          <w:szCs w:val="30"/>
-        </w:rPr>
-      </w:pPr>
-      <w:r>
-        <w:rPr>
-          <w:rFonts w:hint="eastAsia"/>
-          <w:b/>
-          <w:bCs/>
-          <w:sz w:val="30"/>
-          <w:szCs w:val="30"/>
-        </w:rPr>
-        <w:t>S</w:t>
-      </w:r>
-      <w:r>
-        <w:rPr>
-          <w:rFonts w:hint="eastAsia"/>
-          <w:b/>
-          <w:bCs/>
-          <w:sz w:val="30"/>
-          <w:szCs w:val="30"/>
-        </w:rPr>
-        <w:t>R shot</w:t>
-      </w:r>
-      <w:r>
-        <w:rPr>
-          <w:b/>
-          <w:bCs/>
-          <w:sz w:val="30"/>
-          <w:szCs w:val="30"/>
-        </w:rPr>
-        <w:t xml:space="preserve"> / </w:t>
-      </w:r>
-      <w:r>
-        <w:rPr>
-          <w:rFonts w:hint="eastAsia"/>
-          <w:b/>
-          <w:bCs/>
-          <w:sz w:val="30"/>
-          <w:szCs w:val="30"/>
-        </w:rPr>
-        <w:t>impact</w:t>
-      </w:r>
-    </w:p>
-    <w:p>
-      <w:pPr>
-        <w:ind w:left="360"/>
-      </w:pPr>
-      <w:r>
-        <w:rPr>
-          <w:b/>
-          <w:bCs/>
-        </w:rPr>
-        <w:t>Objective:</w:t>
-      </w:r>
-      <w:r>
-        <w:br/>
-      </w:r>
-      <w:r>
-        <w:t>A different version of the initially requested shotgun firing effect is needed (a heavy, powerful single-shot effect for a sniper rifle)</w:t>
-      </w:r>
-    </w:p>
-    <w:p>
-      <w:pPr>
-        <w:ind w:firstLine="360"/>
-      </w:pPr>
-      <w:r>
-        <w:rPr>
-          <w:b/>
-          <w:bCs/>
-        </w:rPr>
-        <w:t>References:</w:t>
-      </w:r>
-    </w:p>
-    <w:p>
-      <w:pPr>
-        <w:pStyle w:val="a6"/>
-        <w:numPr>
-          <w:ilvl w:val="0"/>
-          <w:numId w:val="10"/>
-        </w:numPr>
-        <w:rPr>
-          <w:rFonts w:hint="eastAsia"/>
-          <w:b/>
-        </w:rPr>
-      </w:pPr>
-      <w:r>
-        <w:rPr>
-          <w:rFonts w:hint="eastAsia"/>
-          <w:b/>
-        </w:rPr>
-        <w:t>SR Shot</w:t>
-      </w:r>
-      <w:r>
-        <w:rPr>
-          <w:b/>
-        </w:rPr>
-        <w:t>:</w:t>
-      </w:r>
-    </w:p>
-    <w:p>
-      <w:pPr>
-        <w:pStyle w:val="a6"/>
-        <w:numPr>
-          <w:ilvl w:val="1"/>
-          <w:numId w:val="10"/>
-        </w:numPr>
-      </w:pPr>
-      <w:r>
-        <w:t>I apologize, but I couldn't find a reference. It should be similar to the AR but distinguishable, with a heavier and more powerful feel.</w:t>
-      </w:r>
-    </w:p>
-    <w:p>
-      <w:pPr>
-        <w:pStyle w:val="a6"/>
-        <w:numPr>
-          <w:ilvl w:val="1"/>
-          <w:numId w:val="10"/>
-        </w:numPr>
-      </w:pPr>
-      <w:r>
-        <w:t>Heavy and powerful single shot</w:t>
-      </w:r>
-    </w:p>
-    <w:p>
-      <w:pPr>
-        <w:pStyle w:val="a6"/>
-        <w:numPr>
-          <w:ilvl w:val="1"/>
-          <w:numId w:val="10"/>
-        </w:numPr>
-      </w:pPr>
-      <w:r>
-        <w:t>For the impact effect, I'm thinking of a penetrating feel. However, since I couldn't find a reference, I'd like to leave this part to your discretion.</w:t>
-      </w:r>
-    </w:p>
-    <w:p>
-      <w:pPr>
-        <w:ind w:firstLine="360"/>
-      </w:pPr>
-      <w:r>
-        <w:rPr>
-          <w:b/>
-          <w:bCs/>
-        </w:rPr>
-        <w:t>Specifications:</w:t>
-      </w:r>
-    </w:p>
-    <w:p>
-      <w:pPr>
-        <w:numPr>
-          <w:ilvl w:val="0"/>
-          <w:numId w:val="4"/>
-        </w:numPr>
-      </w:pPr>
-      <w:r>
-        <w:rPr>
-          <w:b/>
-          <w:bCs/>
-        </w:rPr>
-        <w:t>Resolution:</w:t>
-      </w:r>
-      <w:r>
-        <w:t xml:space="preserve"> 512 x 512</w:t>
-      </w:r>
-    </w:p>
-    <w:p>
-      <w:pPr>
-        <w:numPr>
-          <w:ilvl w:val="0"/>
-          <w:numId w:val="4"/>
-        </w:numPr>
-      </w:pPr>
-      <w:r>
-        <w:rPr>
-          <w:b/>
-          <w:bCs/>
-        </w:rPr>
-        <w:t>Rotation:</w:t>
-      </w:r>
-      <w:r>
-        <w:t xml:space="preserve"> Facing right from the center</w:t>
-      </w:r>
-    </w:p>
-    <w:p/>
-    <w:p>
-      <w:r>
-        <w:lastRenderedPageBreak/>
+      <w:r>
+        <w:t>Left: Example of a playable card with BG outline only to indicate available state</w:t>
+      </w:r>
+    </w:p>
+    <w:p>
+      <w:r>
+        <w:t>Center: Example with Glow Outline only (no BG)</w:t>
+      </w:r>
+    </w:p>
+    <w:p>
+      <w:r>
+        <w:t>Right: Example of a hovered card with both BG and Glow outlines combined for enhanced visual feedback</w:t>
+      </w:r>
+    </w:p>
+    <w:p>
+      <w:r>
+        <w:rPr>
+          <w:noProof/>
+        </w:rPr>
         <w:drawing>
-          <wp:inline distT="0" distB="0" distL="0" distR="0" wp14:anchorId="59B00826" wp14:editId="0032C22D">
-            <wp:extent cx="5731510" cy="1801495"/>
-            <wp:effectExtent l="0" t="0" r="2540" b="8255"/>
-            <wp:docPr id="3" name="그림 3"/>
+          <wp:inline distT="0" distB="0" distL="0" distR="0" wp14:anchorId="3B59DB64" wp14:editId="42EEFB15">
+            <wp:extent cx="5731510" cy="3180715"/>
+            <wp:effectExtent l="0" t="0" r="2540" b="635"/>
+            <wp:docPr id="1" name="그림 1"/>
             <wp:cNvGraphicFramePr>
               <a:graphicFrameLocks xmlns:a="http://schemas.openxmlformats.org/drawingml/2006/main" noChangeAspect="1"/>
             </wp:cNvGraphicFramePr>
@@ -602,7 +490,7 @@
                   <pic:spPr>
                     <a:xfrm>
                       <a:off x="0" y="0"/>
-                      <a:ext cx="5731510" cy="1801495"/>
+                      <a:ext cx="5731510" cy="3180715"/>
                     </a:xfrm>
                     <a:prstGeom prst="rect">
                       <a:avLst/>
@@ -616,34 +504,59 @@
       </w:r>
     </w:p>
     <w:p>
-      <w:pPr>
-        <w:pStyle w:val="a6"/>
+      <w:r>
+        <w:t>Outline Sample</w:t>
+      </w:r>
+      <w:r>
+        <w:t xml:space="preserve"> (Animation present but not shown in the static image)</w:t>
+      </w:r>
+    </w:p>
+    <w:p/>
+    <w:p/>
+    <w:p/>
+    <w:p/>
+    <w:p>
+      <w:pPr>
         <w:numPr>
           <w:ilvl w:val="0"/>
-          <w:numId w:val="11"/>
+          <w:numId w:val="1"/>
         </w:numPr>
       </w:pPr>
       <w:r>
         <w:rPr>
+          <w:rFonts w:hint="eastAsia"/>
           <w:b/>
-        </w:rPr>
-        <w:t>Shape:</w:t>
-      </w:r>
-    </w:p>
-    <w:p>
-      <w:pPr>
-        <w:ind w:left="360"/>
-        <w:rPr>
-          <w:rFonts w:hint="eastAsia"/>
-        </w:rPr>
-      </w:pPr>
-      <w:bookmarkStart w:id="0" w:name="_GoBack"/>
-      <w:r>
+          <w:bCs/>
+        </w:rPr>
+        <w:lastRenderedPageBreak/>
+        <w:t>Shadowverse</w:t>
+      </w:r>
+      <w:r>
+        <w:rPr>
+          <w:b/>
+          <w:bCs/>
+        </w:rPr>
+        <w:t>:</w:t>
+      </w:r>
+    </w:p>
+    <w:p>
+      <w:pPr>
+        <w:rPr>
+          <w:b/>
+          <w:bCs/>
+        </w:rPr>
+      </w:pPr>
+      <w:r>
+        <w:rPr>
+          <w:b/>
+          <w:bCs/>
+          <w:noProof/>
+        </w:rPr>
         <w:drawing>
-          <wp:inline distT="0" distB="0" distL="0" distR="0" wp14:anchorId="7DBBE1A3" wp14:editId="2BCC1883">
-            <wp:extent cx="4686954" cy="3848637"/>
-            <wp:effectExtent l="0" t="0" r="0" b="0"/>
-            <wp:docPr id="4" name="그림 4"/>
+          <wp:inline distT="0" distB="0" distL="0" distR="0" wp14:anchorId="6B97BAB1" wp14:editId="5AEC55E6">
+            <wp:extent cx="5731510" cy="1731645"/>
+            <wp:effectExtent l="0" t="0" r="2540" b="1905"/>
+            <wp:docPr id="7" name="그림 7"/>
             <wp:cNvGraphicFramePr>
               <a:graphicFrameLocks xmlns:a="http://schemas.openxmlformats.org/drawingml/2006/main" noChangeAspect="1"/>
             </wp:cNvGraphicFramePr>
@@ -663,7 +576,7 @@
                   <pic:spPr>
                     <a:xfrm>
                       <a:off x="0" y="0"/>
-                      <a:ext cx="4686954" cy="3848637"/>
+                      <a:ext cx="5731510" cy="1731645"/>
                     </a:xfrm>
                     <a:prstGeom prst="rect">
                       <a:avLst/>
@@ -675,7 +588,358 @@
           </wp:inline>
         </w:drawing>
       </w:r>
+    </w:p>
+    <w:p>
+      <w:r>
+        <w:rPr>
+          <w:rFonts w:hint="eastAsia"/>
+        </w:rPr>
+        <w:t>Outline Sample</w:t>
+      </w:r>
+      <w:r>
+        <w:t xml:space="preserve"> (Animation present but not shown in the static image)</w:t>
+      </w:r>
+    </w:p>
+    <w:p>
+      <w:pPr>
+        <w:ind w:firstLine="360"/>
+      </w:pPr>
+      <w:r>
+        <w:rPr>
+          <w:b/>
+          <w:bCs/>
+        </w:rPr>
+        <w:t>Specifications:</w:t>
+      </w:r>
+    </w:p>
+    <w:p>
+      <w:pPr>
+        <w:numPr>
+          <w:ilvl w:val="0"/>
+          <w:numId w:val="4"/>
+        </w:numPr>
+      </w:pPr>
+      <w:r>
+        <w:rPr>
+          <w:b/>
+          <w:bCs/>
+        </w:rPr>
+        <w:t>Resolution:</w:t>
+      </w:r>
+      <w:r>
+        <w:t xml:space="preserve"> </w:t>
+      </w:r>
+      <w:r>
+        <w:t>Outline for card size (1070 x 1697), no size restrictions for the outline thickness</w:t>
+      </w:r>
+    </w:p>
+    <w:p>
+      <w:pPr>
+        <w:ind w:left="720"/>
+      </w:pPr>
+      <w:r>
+        <w:t>The example effects differ from my game's UI, so please consider the examples as functional references only - the design doesn't need to be followed.</w:t>
+      </w:r>
+    </w:p>
+    <w:p>
+      <w:pPr>
+        <w:ind w:left="720"/>
+      </w:pPr>
+    </w:p>
+    <w:p>
+      <w:pPr>
+        <w:numPr>
+          <w:ilvl w:val="0"/>
+          <w:numId w:val="4"/>
+        </w:numPr>
+      </w:pPr>
+      <w:r>
+        <w:rPr>
+          <w:rFonts w:hint="eastAsia"/>
+          <w:b/>
+          <w:bCs/>
+        </w:rPr>
+        <w:t>Shape:</w:t>
+      </w:r>
+      <w:r>
+        <w:rPr>
+          <w:noProof/>
+        </w:rPr>
+        <w:t xml:space="preserve"> </w:t>
+      </w:r>
+      <w:r>
+        <w:t>Both BG and Glow outlines should be provided in white. Once you provide the color codes for each state, we will handle the color tinting in-game. If providing white base textures is not feasible, please create separate versions for each of the color states mentioned above.</w:t>
+      </w:r>
+    </w:p>
+    <w:p>
+      <w:pPr>
+        <w:numPr>
+          <w:ilvl w:val="0"/>
+          <w:numId w:val="4"/>
+        </w:numPr>
+      </w:pPr>
+      <w:r>
+        <w:t>BG Outline: Requires infinitely loopable animation. If animated effects don't suit the game's UI aesthetic, a static outline is also acceptable.</w:t>
+      </w:r>
+    </w:p>
+    <w:p>
+      <w:pPr>
+        <w:numPr>
+          <w:ilvl w:val="0"/>
+          <w:numId w:val="4"/>
+        </w:numPr>
+      </w:pPr>
+      <w:r>
+        <w:t>Glow Outline: A</w:t>
+      </w:r>
+      <w:r>
+        <w:t xml:space="preserve"> static, thin glow outline that closely hugs the card edges with no animation.</w:t>
+      </w:r>
+    </w:p>
+    <w:p>
+      <w:pPr>
+        <w:ind w:left="360"/>
+      </w:pPr>
+    </w:p>
+    <w:p>
+      <w:pPr>
+        <w:ind w:left="720"/>
+      </w:pPr>
+      <w:r>
+        <w:t xml:space="preserve"> </w:t>
+      </w:r>
+    </w:p>
+    <w:p>
+      <w:pPr>
+        <w:pStyle w:val="a6"/>
+        <w:numPr>
+          <w:ilvl w:val="0"/>
+          <w:numId w:val="6"/>
+        </w:numPr>
+        <w:rPr>
+          <w:b/>
+          <w:bCs/>
+          <w:sz w:val="30"/>
+          <w:szCs w:val="30"/>
+        </w:rPr>
+      </w:pPr>
+      <w:r>
+        <w:rPr>
+          <w:rFonts w:hint="eastAsia"/>
+          <w:b/>
+          <w:bCs/>
+          <w:sz w:val="30"/>
+          <w:szCs w:val="30"/>
+        </w:rPr>
+        <w:t>BoardSlot / BoardCard Outline</w:t>
+      </w:r>
+    </w:p>
+    <w:p>
+      <w:pPr>
+        <w:ind w:left="360"/>
+      </w:pPr>
+      <w:r>
+        <w:rPr>
+          <w:b/>
+          <w:bCs/>
+        </w:rPr>
+        <w:t>Objective:</w:t>
+      </w:r>
+      <w:r>
+        <w:br/>
+      </w:r>
+      <w:r>
+        <w:t xml:space="preserve">When a buff is applied to a Slot, it needs to be visually indicated on the Slot. However, since it will be obscured when a BoardCard is placed, I'm planning to </w:t>
+      </w:r>
+      <w:r>
+        <w:lastRenderedPageBreak/>
+        <w:t>represent this using an outline effect</w:t>
+      </w:r>
+    </w:p>
+    <w:p>
+      <w:pPr>
+        <w:ind w:firstLine="360"/>
+      </w:pPr>
+      <w:r>
+        <w:rPr>
+          <w:b/>
+          <w:bCs/>
+        </w:rPr>
+        <w:t>References:</w:t>
+      </w:r>
+    </w:p>
+    <w:p>
+      <w:pPr>
+        <w:pStyle w:val="a6"/>
+        <w:numPr>
+          <w:ilvl w:val="0"/>
+          <w:numId w:val="10"/>
+        </w:numPr>
+        <w:rPr>
+          <w:b/>
+        </w:rPr>
+      </w:pPr>
+      <w:r>
+        <w:rPr>
+          <w:rFonts w:hint="eastAsia"/>
+          <w:b/>
+        </w:rPr>
+        <w:t>League of Legend</w:t>
+      </w:r>
+      <w:r>
+        <w:rPr>
+          <w:b/>
+        </w:rPr>
+        <w:t>:</w:t>
+      </w:r>
+      <w:r>
+        <w:rPr>
+          <w:b/>
+        </w:rPr>
+        <w:t xml:space="preserve"> </w:t>
+      </w:r>
+      <w:hyperlink r:id="rId13" w:history="1">
+        <w:r>
+          <w:rPr>
+            <w:rStyle w:val="aa"/>
+            <w:b/>
+          </w:rPr>
+          <w:t>https://www.youtube.com/watch?v=JEpyIkRDTww</w:t>
+        </w:r>
+      </w:hyperlink>
+    </w:p>
+    <w:p>
+      <w:pPr>
+        <w:pStyle w:val="a6"/>
+        <w:numPr>
+          <w:ilvl w:val="1"/>
+          <w:numId w:val="10"/>
+        </w:numPr>
+        <w:rPr>
+          <w:b/>
+        </w:rPr>
+      </w:pPr>
+      <w:r>
+        <w:t>Vayne's W skill icon animation at around 40 seconds</w:t>
+      </w:r>
+    </w:p>
+    <w:p>
+      <w:pPr>
+        <w:ind w:left="1080"/>
+        <w:rPr>
+          <w:b/>
+        </w:rPr>
+      </w:pPr>
+    </w:p>
+    <w:p>
+      <w:pPr>
+        <w:pStyle w:val="a6"/>
+        <w:numPr>
+          <w:ilvl w:val="0"/>
+          <w:numId w:val="10"/>
+        </w:numPr>
+        <w:rPr>
+          <w:b/>
+        </w:rPr>
+      </w:pPr>
+      <w:r>
+        <w:rPr>
+          <w:b/>
+        </w:rPr>
+        <w:t xml:space="preserve">The BoardSlot image shown in the attached </w:t>
+      </w:r>
+      <w:r>
+        <w:rPr>
+          <w:rFonts w:hint="eastAsia"/>
+          <w:b/>
+        </w:rPr>
+        <w:t>Card_</w:t>
+      </w:r>
+      <w:bookmarkStart w:id="0" w:name="_GoBack"/>
       <w:bookmarkEnd w:id="0"/>
+      <w:r>
+        <w:rPr>
+          <w:b/>
+        </w:rPr>
+        <w:t>BoardSlot_Sample video</w:t>
+      </w:r>
+    </w:p>
+    <w:p>
+      <w:pPr>
+        <w:pStyle w:val="a6"/>
+        <w:rPr>
+          <w:b/>
+        </w:rPr>
+      </w:pPr>
+    </w:p>
+    <w:p>
+      <w:pPr>
+        <w:ind w:firstLine="360"/>
+      </w:pPr>
+      <w:r>
+        <w:rPr>
+          <w:b/>
+          <w:bCs/>
+        </w:rPr>
+        <w:t>Specifications:</w:t>
+      </w:r>
+    </w:p>
+    <w:p>
+      <w:pPr>
+        <w:numPr>
+          <w:ilvl w:val="0"/>
+          <w:numId w:val="4"/>
+        </w:numPr>
+      </w:pPr>
+      <w:r>
+        <w:rPr>
+          <w:b/>
+          <w:bCs/>
+        </w:rPr>
+        <w:t>Resolution:</w:t>
+      </w:r>
+      <w:r>
+        <w:t xml:space="preserve"> </w:t>
+      </w:r>
+      <w:r>
+        <w:t>Outline matching the size of the attached sample image. No restrictions on outline thickness, but it must not overlap or affect adjacent slots.</w:t>
+      </w:r>
+    </w:p>
+    <w:p>
+      <w:pPr>
+        <w:numPr>
+          <w:ilvl w:val="0"/>
+          <w:numId w:val="4"/>
+        </w:numPr>
+      </w:pPr>
+      <w:r>
+        <w:rPr>
+          <w:b/>
+          <w:bCs/>
+        </w:rPr>
+        <w:t>Color:</w:t>
+      </w:r>
+      <w:r>
+        <w:t xml:space="preserve"> Please provide the outline in white, along with color codes that we'll use for tinting in-game. The default color is a universal color option excluding yellow, blue, and red</w:t>
+      </w:r>
+    </w:p>
+    <w:p>
+      <w:pPr>
+        <w:numPr>
+          <w:ilvl w:val="0"/>
+          <w:numId w:val="4"/>
+        </w:numPr>
+      </w:pPr>
+      <w:r>
+        <w:rPr>
+          <w:b/>
+          <w:bCs/>
+        </w:rPr>
+        <w:t>Animation:</w:t>
+      </w:r>
+      <w:r>
+        <w:t xml:space="preserve"> Smoothly loopable animation for infinite playback</w:t>
+      </w:r>
     </w:p>
     <w:sectPr>
       <w:pgSz w:w="11906" w:h="16838"/>
@@ -1114,6 +1378,119 @@
     </w:lvl>
   </w:abstractNum>
   <w:abstractNum w:abstractNumId="3" w15:restartNumberingAfterBreak="0">
+    <w:nsid w:val="127130A5"/>
+    <w:multiLevelType w:val="hybridMultilevel"/>
+    <w:tmpl w:val="B4548220"/>
+    <w:lvl w:ilvl="0" w:tplc="04090001">
+      <w:start w:val="1"/>
+      <w:numFmt w:val="bullet"/>
+      <w:lvlText w:val=""/>
+      <w:lvlJc w:val="left"/>
+      <w:pPr>
+        <w:ind w:left="800" w:hanging="400"/>
+      </w:pPr>
+      <w:rPr>
+        <w:rFonts w:ascii="Wingdings" w:hAnsi="Wingdings" w:hint="default"/>
+      </w:rPr>
+    </w:lvl>
+    <w:lvl w:ilvl="1" w:tplc="04090003" w:tentative="1">
+      <w:start w:val="1"/>
+      <w:numFmt w:val="bullet"/>
+      <w:lvlText w:val=""/>
+      <w:lvlJc w:val="left"/>
+      <w:pPr>
+        <w:ind w:left="1200" w:hanging="400"/>
+      </w:pPr>
+      <w:rPr>
+        <w:rFonts w:ascii="Wingdings" w:hAnsi="Wingdings" w:hint="default"/>
+      </w:rPr>
+    </w:lvl>
+    <w:lvl w:ilvl="2" w:tplc="04090005" w:tentative="1">
+      <w:start w:val="1"/>
+      <w:numFmt w:val="bullet"/>
+      <w:lvlText w:val=""/>
+      <w:lvlJc w:val="left"/>
+      <w:pPr>
+        <w:ind w:left="1600" w:hanging="400"/>
+      </w:pPr>
+      <w:rPr>
+        <w:rFonts w:ascii="Wingdings" w:hAnsi="Wingdings" w:hint="default"/>
+      </w:rPr>
+    </w:lvl>
+    <w:lvl w:ilvl="3" w:tplc="04090001" w:tentative="1">
+      <w:start w:val="1"/>
+      <w:numFmt w:val="bullet"/>
+      <w:lvlText w:val=""/>
+      <w:lvlJc w:val="left"/>
+      <w:pPr>
+        <w:ind w:left="2000" w:hanging="400"/>
+      </w:pPr>
+      <w:rPr>
+        <w:rFonts w:ascii="Wingdings" w:hAnsi="Wingdings" w:hint="default"/>
+      </w:rPr>
+    </w:lvl>
+    <w:lvl w:ilvl="4" w:tplc="04090003" w:tentative="1">
+      <w:start w:val="1"/>
+      <w:numFmt w:val="bullet"/>
+      <w:lvlText w:val=""/>
+      <w:lvlJc w:val="left"/>
+      <w:pPr>
+        <w:ind w:left="2400" w:hanging="400"/>
+      </w:pPr>
+      <w:rPr>
+        <w:rFonts w:ascii="Wingdings" w:hAnsi="Wingdings" w:hint="default"/>
+      </w:rPr>
+    </w:lvl>
+    <w:lvl w:ilvl="5" w:tplc="04090005" w:tentative="1">
+      <w:start w:val="1"/>
+      <w:numFmt w:val="bullet"/>
+      <w:lvlText w:val=""/>
+      <w:lvlJc w:val="left"/>
+      <w:pPr>
+        <w:ind w:left="2800" w:hanging="400"/>
+      </w:pPr>
+      <w:rPr>
+        <w:rFonts w:ascii="Wingdings" w:hAnsi="Wingdings" w:hint="default"/>
+      </w:rPr>
+    </w:lvl>
+    <w:lvl w:ilvl="6" w:tplc="04090001" w:tentative="1">
+      <w:start w:val="1"/>
+      <w:numFmt w:val="bullet"/>
+      <w:lvlText w:val=""/>
+      <w:lvlJc w:val="left"/>
+      <w:pPr>
+        <w:ind w:left="3200" w:hanging="400"/>
+      </w:pPr>
+      <w:rPr>
+        <w:rFonts w:ascii="Wingdings" w:hAnsi="Wingdings" w:hint="default"/>
+      </w:rPr>
+    </w:lvl>
+    <w:lvl w:ilvl="7" w:tplc="04090003" w:tentative="1">
+      <w:start w:val="1"/>
+      <w:numFmt w:val="bullet"/>
+      <w:lvlText w:val=""/>
+      <w:lvlJc w:val="left"/>
+      <w:pPr>
+        <w:ind w:left="3600" w:hanging="400"/>
+      </w:pPr>
+      <w:rPr>
+        <w:rFonts w:ascii="Wingdings" w:hAnsi="Wingdings" w:hint="default"/>
+      </w:rPr>
+    </w:lvl>
+    <w:lvl w:ilvl="8" w:tplc="04090005" w:tentative="1">
+      <w:start w:val="1"/>
+      <w:numFmt w:val="bullet"/>
+      <w:lvlText w:val=""/>
+      <w:lvlJc w:val="left"/>
+      <w:pPr>
+        <w:ind w:left="4000" w:hanging="400"/>
+      </w:pPr>
+      <w:rPr>
+        <w:rFonts w:ascii="Wingdings" w:hAnsi="Wingdings" w:hint="default"/>
+      </w:rPr>
+    </w:lvl>
+  </w:abstractNum>
+  <w:abstractNum w:abstractNumId="4" w15:restartNumberingAfterBreak="0">
     <w:nsid w:val="13EF66CF"/>
     <w:multiLevelType w:val="hybridMultilevel"/>
     <w:tmpl w:val="FBF20AE2"/>
@@ -1226,7 +1603,414 @@
       </w:rPr>
     </w:lvl>
   </w:abstractNum>
-  <w:abstractNum w:abstractNumId="4" w15:restartNumberingAfterBreak="0">
+  <w:abstractNum w:abstractNumId="5" w15:restartNumberingAfterBreak="0">
+    <w:nsid w:val="18285991"/>
+    <w:multiLevelType w:val="multilevel"/>
+    <w:tmpl w:val="B1C6A9E4"/>
+    <w:lvl w:ilvl="0">
+      <w:start w:val="1"/>
+      <w:numFmt w:val="bullet"/>
+      <w:lvlText w:val=""/>
+      <w:lvlJc w:val="left"/>
+      <w:pPr>
+        <w:tabs>
+          <w:tab w:val="num" w:pos="720"/>
+        </w:tabs>
+        <w:ind w:left="720" w:hanging="360"/>
+      </w:pPr>
+      <w:rPr>
+        <w:rFonts w:ascii="Symbol" w:hAnsi="Symbol" w:hint="default"/>
+        <w:sz w:val="20"/>
+      </w:rPr>
+    </w:lvl>
+    <w:lvl w:ilvl="1">
+      <w:start w:val="1"/>
+      <w:numFmt w:val="bullet"/>
+      <w:lvlText w:val="o"/>
+      <w:lvlJc w:val="left"/>
+      <w:pPr>
+        <w:tabs>
+          <w:tab w:val="num" w:pos="1440"/>
+        </w:tabs>
+        <w:ind w:left="1440" w:hanging="360"/>
+      </w:pPr>
+      <w:rPr>
+        <w:rFonts w:ascii="Courier New" w:hAnsi="Courier New" w:hint="default"/>
+        <w:sz w:val="20"/>
+      </w:rPr>
+    </w:lvl>
+    <w:lvl w:ilvl="2" w:tentative="1">
+      <w:start w:val="1"/>
+      <w:numFmt w:val="bullet"/>
+      <w:lvlText w:val=""/>
+      <w:lvlJc w:val="left"/>
+      <w:pPr>
+        <w:tabs>
+          <w:tab w:val="num" w:pos="2160"/>
+        </w:tabs>
+        <w:ind w:left="2160" w:hanging="360"/>
+      </w:pPr>
+      <w:rPr>
+        <w:rFonts w:ascii="Wingdings" w:hAnsi="Wingdings" w:hint="default"/>
+        <w:sz w:val="20"/>
+      </w:rPr>
+    </w:lvl>
+    <w:lvl w:ilvl="3" w:tentative="1">
+      <w:start w:val="1"/>
+      <w:numFmt w:val="bullet"/>
+      <w:lvlText w:val=""/>
+      <w:lvlJc w:val="left"/>
+      <w:pPr>
+        <w:tabs>
+          <w:tab w:val="num" w:pos="2880"/>
+        </w:tabs>
+        <w:ind w:left="2880" w:hanging="360"/>
+      </w:pPr>
+      <w:rPr>
+        <w:rFonts w:ascii="Wingdings" w:hAnsi="Wingdings" w:hint="default"/>
+        <w:sz w:val="20"/>
+      </w:rPr>
+    </w:lvl>
+    <w:lvl w:ilvl="4" w:tentative="1">
+      <w:start w:val="1"/>
+      <w:numFmt w:val="bullet"/>
+      <w:lvlText w:val=""/>
+      <w:lvlJc w:val="left"/>
+      <w:pPr>
+        <w:tabs>
+          <w:tab w:val="num" w:pos="3600"/>
+        </w:tabs>
+        <w:ind w:left="3600" w:hanging="360"/>
+      </w:pPr>
+      <w:rPr>
+        <w:rFonts w:ascii="Wingdings" w:hAnsi="Wingdings" w:hint="default"/>
+        <w:sz w:val="20"/>
+      </w:rPr>
+    </w:lvl>
+    <w:lvl w:ilvl="5" w:tentative="1">
+      <w:start w:val="1"/>
+      <w:numFmt w:val="bullet"/>
+      <w:lvlText w:val=""/>
+      <w:lvlJc w:val="left"/>
+      <w:pPr>
+        <w:tabs>
+          <w:tab w:val="num" w:pos="4320"/>
+        </w:tabs>
+        <w:ind w:left="4320" w:hanging="360"/>
+      </w:pPr>
+      <w:rPr>
+        <w:rFonts w:ascii="Wingdings" w:hAnsi="Wingdings" w:hint="default"/>
+        <w:sz w:val="20"/>
+      </w:rPr>
+    </w:lvl>
+    <w:lvl w:ilvl="6" w:tentative="1">
+      <w:start w:val="1"/>
+      <w:numFmt w:val="bullet"/>
+      <w:lvlText w:val=""/>
+      <w:lvlJc w:val="left"/>
+      <w:pPr>
+        <w:tabs>
+          <w:tab w:val="num" w:pos="5040"/>
+        </w:tabs>
+        <w:ind w:left="5040" w:hanging="360"/>
+      </w:pPr>
+      <w:rPr>
+        <w:rFonts w:ascii="Wingdings" w:hAnsi="Wingdings" w:hint="default"/>
+        <w:sz w:val="20"/>
+      </w:rPr>
+    </w:lvl>
+    <w:lvl w:ilvl="7" w:tentative="1">
+      <w:start w:val="1"/>
+      <w:numFmt w:val="bullet"/>
+      <w:lvlText w:val=""/>
+      <w:lvlJc w:val="left"/>
+      <w:pPr>
+        <w:tabs>
+          <w:tab w:val="num" w:pos="5760"/>
+        </w:tabs>
+        <w:ind w:left="5760" w:hanging="360"/>
+      </w:pPr>
+      <w:rPr>
+        <w:rFonts w:ascii="Wingdings" w:hAnsi="Wingdings" w:hint="default"/>
+        <w:sz w:val="20"/>
+      </w:rPr>
+    </w:lvl>
+    <w:lvl w:ilvl="8" w:tentative="1">
+      <w:start w:val="1"/>
+      <w:numFmt w:val="bullet"/>
+      <w:lvlText w:val=""/>
+      <w:lvlJc w:val="left"/>
+      <w:pPr>
+        <w:tabs>
+          <w:tab w:val="num" w:pos="6480"/>
+        </w:tabs>
+        <w:ind w:left="6480" w:hanging="360"/>
+      </w:pPr>
+      <w:rPr>
+        <w:rFonts w:ascii="Wingdings" w:hAnsi="Wingdings" w:hint="default"/>
+        <w:sz w:val="20"/>
+      </w:rPr>
+    </w:lvl>
+  </w:abstractNum>
+  <w:abstractNum w:abstractNumId="6" w15:restartNumberingAfterBreak="0">
+    <w:nsid w:val="182E5CD3"/>
+    <w:multiLevelType w:val="multilevel"/>
+    <w:tmpl w:val="9EBAC7FE"/>
+    <w:lvl w:ilvl="0">
+      <w:start w:val="1"/>
+      <w:numFmt w:val="bullet"/>
+      <w:lvlText w:val=""/>
+      <w:lvlJc w:val="left"/>
+      <w:pPr>
+        <w:tabs>
+          <w:tab w:val="num" w:pos="720"/>
+        </w:tabs>
+        <w:ind w:left="720" w:hanging="360"/>
+      </w:pPr>
+      <w:rPr>
+        <w:rFonts w:ascii="Symbol" w:hAnsi="Symbol" w:hint="default"/>
+        <w:sz w:val="20"/>
+      </w:rPr>
+    </w:lvl>
+    <w:lvl w:ilvl="1">
+      <w:start w:val="1"/>
+      <w:numFmt w:val="decimal"/>
+      <w:lvlText w:val="%2."/>
+      <w:lvlJc w:val="left"/>
+      <w:pPr>
+        <w:tabs>
+          <w:tab w:val="num" w:pos="1440"/>
+        </w:tabs>
+        <w:ind w:left="1440" w:hanging="360"/>
+      </w:pPr>
+    </w:lvl>
+    <w:lvl w:ilvl="2" w:tentative="1">
+      <w:start w:val="1"/>
+      <w:numFmt w:val="bullet"/>
+      <w:lvlText w:val=""/>
+      <w:lvlJc w:val="left"/>
+      <w:pPr>
+        <w:tabs>
+          <w:tab w:val="num" w:pos="2160"/>
+        </w:tabs>
+        <w:ind w:left="2160" w:hanging="360"/>
+      </w:pPr>
+      <w:rPr>
+        <w:rFonts w:ascii="Wingdings" w:hAnsi="Wingdings" w:hint="default"/>
+        <w:sz w:val="20"/>
+      </w:rPr>
+    </w:lvl>
+    <w:lvl w:ilvl="3" w:tentative="1">
+      <w:start w:val="1"/>
+      <w:numFmt w:val="bullet"/>
+      <w:lvlText w:val=""/>
+      <w:lvlJc w:val="left"/>
+      <w:pPr>
+        <w:tabs>
+          <w:tab w:val="num" w:pos="2880"/>
+        </w:tabs>
+        <w:ind w:left="2880" w:hanging="360"/>
+      </w:pPr>
+      <w:rPr>
+        <w:rFonts w:ascii="Wingdings" w:hAnsi="Wingdings" w:hint="default"/>
+        <w:sz w:val="20"/>
+      </w:rPr>
+    </w:lvl>
+    <w:lvl w:ilvl="4" w:tentative="1">
+      <w:start w:val="1"/>
+      <w:numFmt w:val="bullet"/>
+      <w:lvlText w:val=""/>
+      <w:lvlJc w:val="left"/>
+      <w:pPr>
+        <w:tabs>
+          <w:tab w:val="num" w:pos="3600"/>
+        </w:tabs>
+        <w:ind w:left="3600" w:hanging="360"/>
+      </w:pPr>
+      <w:rPr>
+        <w:rFonts w:ascii="Wingdings" w:hAnsi="Wingdings" w:hint="default"/>
+        <w:sz w:val="20"/>
+      </w:rPr>
+    </w:lvl>
+    <w:lvl w:ilvl="5" w:tentative="1">
+      <w:start w:val="1"/>
+      <w:numFmt w:val="bullet"/>
+      <w:lvlText w:val=""/>
+      <w:lvlJc w:val="left"/>
+      <w:pPr>
+        <w:tabs>
+          <w:tab w:val="num" w:pos="4320"/>
+        </w:tabs>
+        <w:ind w:left="4320" w:hanging="360"/>
+      </w:pPr>
+      <w:rPr>
+        <w:rFonts w:ascii="Wingdings" w:hAnsi="Wingdings" w:hint="default"/>
+        <w:sz w:val="20"/>
+      </w:rPr>
+    </w:lvl>
+    <w:lvl w:ilvl="6" w:tentative="1">
+      <w:start w:val="1"/>
+      <w:numFmt w:val="bullet"/>
+      <w:lvlText w:val=""/>
+      <w:lvlJc w:val="left"/>
+      <w:pPr>
+        <w:tabs>
+          <w:tab w:val="num" w:pos="5040"/>
+        </w:tabs>
+        <w:ind w:left="5040" w:hanging="360"/>
+      </w:pPr>
+      <w:rPr>
+        <w:rFonts w:ascii="Wingdings" w:hAnsi="Wingdings" w:hint="default"/>
+        <w:sz w:val="20"/>
+      </w:rPr>
+    </w:lvl>
+    <w:lvl w:ilvl="7" w:tentative="1">
+      <w:start w:val="1"/>
+      <w:numFmt w:val="bullet"/>
+      <w:lvlText w:val=""/>
+      <w:lvlJc w:val="left"/>
+      <w:pPr>
+        <w:tabs>
+          <w:tab w:val="num" w:pos="5760"/>
+        </w:tabs>
+        <w:ind w:left="5760" w:hanging="360"/>
+      </w:pPr>
+      <w:rPr>
+        <w:rFonts w:ascii="Wingdings" w:hAnsi="Wingdings" w:hint="default"/>
+        <w:sz w:val="20"/>
+      </w:rPr>
+    </w:lvl>
+    <w:lvl w:ilvl="8" w:tentative="1">
+      <w:start w:val="1"/>
+      <w:numFmt w:val="bullet"/>
+      <w:lvlText w:val=""/>
+      <w:lvlJc w:val="left"/>
+      <w:pPr>
+        <w:tabs>
+          <w:tab w:val="num" w:pos="6480"/>
+        </w:tabs>
+        <w:ind w:left="6480" w:hanging="360"/>
+      </w:pPr>
+      <w:rPr>
+        <w:rFonts w:ascii="Wingdings" w:hAnsi="Wingdings" w:hint="default"/>
+        <w:sz w:val="20"/>
+      </w:rPr>
+    </w:lvl>
+  </w:abstractNum>
+  <w:abstractNum w:abstractNumId="7" w15:restartNumberingAfterBreak="0">
+    <w:nsid w:val="197A1835"/>
+    <w:multiLevelType w:val="hybridMultilevel"/>
+    <w:tmpl w:val="BD76DF70"/>
+    <w:lvl w:ilvl="0" w:tplc="04090001">
+      <w:start w:val="1"/>
+      <w:numFmt w:val="bullet"/>
+      <w:lvlText w:val=""/>
+      <w:lvlJc w:val="left"/>
+      <w:pPr>
+        <w:ind w:left="800" w:hanging="400"/>
+      </w:pPr>
+      <w:rPr>
+        <w:rFonts w:ascii="Wingdings" w:hAnsi="Wingdings" w:hint="default"/>
+      </w:rPr>
+    </w:lvl>
+    <w:lvl w:ilvl="1" w:tplc="04090003" w:tentative="1">
+      <w:start w:val="1"/>
+      <w:numFmt w:val="bullet"/>
+      <w:lvlText w:val=""/>
+      <w:lvlJc w:val="left"/>
+      <w:pPr>
+        <w:ind w:left="1200" w:hanging="400"/>
+      </w:pPr>
+      <w:rPr>
+        <w:rFonts w:ascii="Wingdings" w:hAnsi="Wingdings" w:hint="default"/>
+      </w:rPr>
+    </w:lvl>
+    <w:lvl w:ilvl="2" w:tplc="04090005" w:tentative="1">
+      <w:start w:val="1"/>
+      <w:numFmt w:val="bullet"/>
+      <w:lvlText w:val=""/>
+      <w:lvlJc w:val="left"/>
+      <w:pPr>
+        <w:ind w:left="1600" w:hanging="400"/>
+      </w:pPr>
+      <w:rPr>
+        <w:rFonts w:ascii="Wingdings" w:hAnsi="Wingdings" w:hint="default"/>
+      </w:rPr>
+    </w:lvl>
+    <w:lvl w:ilvl="3" w:tplc="04090001" w:tentative="1">
+      <w:start w:val="1"/>
+      <w:numFmt w:val="bullet"/>
+      <w:lvlText w:val=""/>
+      <w:lvlJc w:val="left"/>
+      <w:pPr>
+        <w:ind w:left="2000" w:hanging="400"/>
+      </w:pPr>
+      <w:rPr>
+        <w:rFonts w:ascii="Wingdings" w:hAnsi="Wingdings" w:hint="default"/>
+      </w:rPr>
+    </w:lvl>
+    <w:lvl w:ilvl="4" w:tplc="04090003" w:tentative="1">
+      <w:start w:val="1"/>
+      <w:numFmt w:val="bullet"/>
+      <w:lvlText w:val=""/>
+      <w:lvlJc w:val="left"/>
+      <w:pPr>
+        <w:ind w:left="2400" w:hanging="400"/>
+      </w:pPr>
+      <w:rPr>
+        <w:rFonts w:ascii="Wingdings" w:hAnsi="Wingdings" w:hint="default"/>
+      </w:rPr>
+    </w:lvl>
+    <w:lvl w:ilvl="5" w:tplc="04090005" w:tentative="1">
+      <w:start w:val="1"/>
+      <w:numFmt w:val="bullet"/>
+      <w:lvlText w:val=""/>
+      <w:lvlJc w:val="left"/>
+      <w:pPr>
+        <w:ind w:left="2800" w:hanging="400"/>
+      </w:pPr>
+      <w:rPr>
+        <w:rFonts w:ascii="Wingdings" w:hAnsi="Wingdings" w:hint="default"/>
+      </w:rPr>
+    </w:lvl>
+    <w:lvl w:ilvl="6" w:tplc="04090001" w:tentative="1">
+      <w:start w:val="1"/>
+      <w:numFmt w:val="bullet"/>
+      <w:lvlText w:val=""/>
+      <w:lvlJc w:val="left"/>
+      <w:pPr>
+        <w:ind w:left="3200" w:hanging="400"/>
+      </w:pPr>
+      <w:rPr>
+        <w:rFonts w:ascii="Wingdings" w:hAnsi="Wingdings" w:hint="default"/>
+      </w:rPr>
+    </w:lvl>
+    <w:lvl w:ilvl="7" w:tplc="04090003" w:tentative="1">
+      <w:start w:val="1"/>
+      <w:numFmt w:val="bullet"/>
+      <w:lvlText w:val=""/>
+      <w:lvlJc w:val="left"/>
+      <w:pPr>
+        <w:ind w:left="3600" w:hanging="400"/>
+      </w:pPr>
+      <w:rPr>
+        <w:rFonts w:ascii="Wingdings" w:hAnsi="Wingdings" w:hint="default"/>
+      </w:rPr>
+    </w:lvl>
+    <w:lvl w:ilvl="8" w:tplc="04090005" w:tentative="1">
+      <w:start w:val="1"/>
+      <w:numFmt w:val="bullet"/>
+      <w:lvlText w:val=""/>
+      <w:lvlJc w:val="left"/>
+      <w:pPr>
+        <w:ind w:left="4000" w:hanging="400"/>
+      </w:pPr>
+      <w:rPr>
+        <w:rFonts w:ascii="Wingdings" w:hAnsi="Wingdings" w:hint="default"/>
+      </w:rPr>
+    </w:lvl>
+  </w:abstractNum>
+  <w:abstractNum w:abstractNumId="8" w15:restartNumberingAfterBreak="0">
     <w:nsid w:val="1DE77131"/>
     <w:multiLevelType w:val="multilevel"/>
     <w:tmpl w:val="82601568"/>
@@ -1375,7 +2159,7 @@
       </w:rPr>
     </w:lvl>
   </w:abstractNum>
-  <w:abstractNum w:abstractNumId="5" w15:restartNumberingAfterBreak="0">
+  <w:abstractNum w:abstractNumId="9" w15:restartNumberingAfterBreak="0">
     <w:nsid w:val="29E57430"/>
     <w:multiLevelType w:val="hybridMultilevel"/>
     <w:tmpl w:val="D9EE1730"/>
@@ -1464,7 +2248,7 @@
       </w:pPr>
     </w:lvl>
   </w:abstractNum>
-  <w:abstractNum w:abstractNumId="6" w15:restartNumberingAfterBreak="0">
+  <w:abstractNum w:abstractNumId="10" w15:restartNumberingAfterBreak="0">
     <w:nsid w:val="2FFE6D1C"/>
     <w:multiLevelType w:val="multilevel"/>
     <w:tmpl w:val="F288F4E4"/>
@@ -1608,7 +2392,7 @@
       </w:rPr>
     </w:lvl>
   </w:abstractNum>
-  <w:abstractNum w:abstractNumId="7" w15:restartNumberingAfterBreak="0">
+  <w:abstractNum w:abstractNumId="11" w15:restartNumberingAfterBreak="0">
     <w:nsid w:val="38D331C4"/>
     <w:multiLevelType w:val="multilevel"/>
     <w:tmpl w:val="AC9E966C"/>
@@ -1757,7 +2541,156 @@
       </w:rPr>
     </w:lvl>
   </w:abstractNum>
-  <w:abstractNum w:abstractNumId="8" w15:restartNumberingAfterBreak="0">
+  <w:abstractNum w:abstractNumId="12" w15:restartNumberingAfterBreak="0">
+    <w:nsid w:val="4AC657BC"/>
+    <w:multiLevelType w:val="multilevel"/>
+    <w:tmpl w:val="208ACFB4"/>
+    <w:lvl w:ilvl="0">
+      <w:start w:val="1"/>
+      <w:numFmt w:val="bullet"/>
+      <w:lvlText w:val=""/>
+      <w:lvlJc w:val="left"/>
+      <w:pPr>
+        <w:tabs>
+          <w:tab w:val="num" w:pos="720"/>
+        </w:tabs>
+        <w:ind w:left="720" w:hanging="360"/>
+      </w:pPr>
+      <w:rPr>
+        <w:rFonts w:ascii="Symbol" w:hAnsi="Symbol" w:hint="default"/>
+        <w:sz w:val="20"/>
+      </w:rPr>
+    </w:lvl>
+    <w:lvl w:ilvl="1">
+      <w:start w:val="1"/>
+      <w:numFmt w:val="bullet"/>
+      <w:lvlText w:val="o"/>
+      <w:lvlJc w:val="left"/>
+      <w:pPr>
+        <w:tabs>
+          <w:tab w:val="num" w:pos="1440"/>
+        </w:tabs>
+        <w:ind w:left="1440" w:hanging="360"/>
+      </w:pPr>
+      <w:rPr>
+        <w:rFonts w:ascii="Courier New" w:hAnsi="Courier New" w:hint="default"/>
+        <w:sz w:val="20"/>
+      </w:rPr>
+    </w:lvl>
+    <w:lvl w:ilvl="2" w:tentative="1">
+      <w:start w:val="1"/>
+      <w:numFmt w:val="bullet"/>
+      <w:lvlText w:val=""/>
+      <w:lvlJc w:val="left"/>
+      <w:pPr>
+        <w:tabs>
+          <w:tab w:val="num" w:pos="2160"/>
+        </w:tabs>
+        <w:ind w:left="2160" w:hanging="360"/>
+      </w:pPr>
+      <w:rPr>
+        <w:rFonts w:ascii="Wingdings" w:hAnsi="Wingdings" w:hint="default"/>
+        <w:sz w:val="20"/>
+      </w:rPr>
+    </w:lvl>
+    <w:lvl w:ilvl="3" w:tentative="1">
+      <w:start w:val="1"/>
+      <w:numFmt w:val="bullet"/>
+      <w:lvlText w:val=""/>
+      <w:lvlJc w:val="left"/>
+      <w:pPr>
+        <w:tabs>
+          <w:tab w:val="num" w:pos="2880"/>
+        </w:tabs>
+        <w:ind w:left="2880" w:hanging="360"/>
+      </w:pPr>
+      <w:rPr>
+        <w:rFonts w:ascii="Wingdings" w:hAnsi="Wingdings" w:hint="default"/>
+        <w:sz w:val="20"/>
+      </w:rPr>
+    </w:lvl>
+    <w:lvl w:ilvl="4" w:tentative="1">
+      <w:start w:val="1"/>
+      <w:numFmt w:val="bullet"/>
+      <w:lvlText w:val=""/>
+      <w:lvlJc w:val="left"/>
+      <w:pPr>
+        <w:tabs>
+          <w:tab w:val="num" w:pos="3600"/>
+        </w:tabs>
+        <w:ind w:left="3600" w:hanging="360"/>
+      </w:pPr>
+      <w:rPr>
+        <w:rFonts w:ascii="Wingdings" w:hAnsi="Wingdings" w:hint="default"/>
+        <w:sz w:val="20"/>
+      </w:rPr>
+    </w:lvl>
+    <w:lvl w:ilvl="5" w:tentative="1">
+      <w:start w:val="1"/>
+      <w:numFmt w:val="bullet"/>
+      <w:lvlText w:val=""/>
+      <w:lvlJc w:val="left"/>
+      <w:pPr>
+        <w:tabs>
+          <w:tab w:val="num" w:pos="4320"/>
+        </w:tabs>
+        <w:ind w:left="4320" w:hanging="360"/>
+      </w:pPr>
+      <w:rPr>
+        <w:rFonts w:ascii="Wingdings" w:hAnsi="Wingdings" w:hint="default"/>
+        <w:sz w:val="20"/>
+      </w:rPr>
+    </w:lvl>
+    <w:lvl w:ilvl="6" w:tentative="1">
+      <w:start w:val="1"/>
+      <w:numFmt w:val="bullet"/>
+      <w:lvlText w:val=""/>
+      <w:lvlJc w:val="left"/>
+      <w:pPr>
+        <w:tabs>
+          <w:tab w:val="num" w:pos="5040"/>
+        </w:tabs>
+        <w:ind w:left="5040" w:hanging="360"/>
+      </w:pPr>
+      <w:rPr>
+        <w:rFonts w:ascii="Wingdings" w:hAnsi="Wingdings" w:hint="default"/>
+        <w:sz w:val="20"/>
+      </w:rPr>
+    </w:lvl>
+    <w:lvl w:ilvl="7" w:tentative="1">
+      <w:start w:val="1"/>
+      <w:numFmt w:val="bullet"/>
+      <w:lvlText w:val=""/>
+      <w:lvlJc w:val="left"/>
+      <w:pPr>
+        <w:tabs>
+          <w:tab w:val="num" w:pos="5760"/>
+        </w:tabs>
+        <w:ind w:left="5760" w:hanging="360"/>
+      </w:pPr>
+      <w:rPr>
+        <w:rFonts w:ascii="Wingdings" w:hAnsi="Wingdings" w:hint="default"/>
+        <w:sz w:val="20"/>
+      </w:rPr>
+    </w:lvl>
+    <w:lvl w:ilvl="8" w:tentative="1">
+      <w:start w:val="1"/>
+      <w:numFmt w:val="bullet"/>
+      <w:lvlText w:val=""/>
+      <w:lvlJc w:val="left"/>
+      <w:pPr>
+        <w:tabs>
+          <w:tab w:val="num" w:pos="6480"/>
+        </w:tabs>
+        <w:ind w:left="6480" w:hanging="360"/>
+      </w:pPr>
+      <w:rPr>
+        <w:rFonts w:ascii="Wingdings" w:hAnsi="Wingdings" w:hint="default"/>
+        <w:sz w:val="20"/>
+      </w:rPr>
+    </w:lvl>
+  </w:abstractNum>
+  <w:abstractNum w:abstractNumId="13" w15:restartNumberingAfterBreak="0">
     <w:nsid w:val="4AF43FA4"/>
     <w:multiLevelType w:val="hybridMultilevel"/>
     <w:tmpl w:val="540EED1C"/>
@@ -1843,7 +2776,7 @@
       </w:pPr>
     </w:lvl>
   </w:abstractNum>
-  <w:abstractNum w:abstractNumId="9" w15:restartNumberingAfterBreak="0">
+  <w:abstractNum w:abstractNumId="14" w15:restartNumberingAfterBreak="0">
     <w:nsid w:val="54C95828"/>
     <w:multiLevelType w:val="multilevel"/>
     <w:tmpl w:val="5E5EA8A8"/>
@@ -1992,7 +2925,152 @@
       </w:rPr>
     </w:lvl>
   </w:abstractNum>
-  <w:abstractNum w:abstractNumId="10" w15:restartNumberingAfterBreak="0">
+  <w:abstractNum w:abstractNumId="15" w15:restartNumberingAfterBreak="0">
+    <w:nsid w:val="5BFB7546"/>
+    <w:multiLevelType w:val="multilevel"/>
+    <w:tmpl w:val="C4EC1E08"/>
+    <w:lvl w:ilvl="0">
+      <w:start w:val="1"/>
+      <w:numFmt w:val="bullet"/>
+      <w:lvlText w:val=""/>
+      <w:lvlJc w:val="left"/>
+      <w:pPr>
+        <w:tabs>
+          <w:tab w:val="num" w:pos="720"/>
+        </w:tabs>
+        <w:ind w:left="720" w:hanging="360"/>
+      </w:pPr>
+      <w:rPr>
+        <w:rFonts w:ascii="Symbol" w:hAnsi="Symbol" w:hint="default"/>
+        <w:sz w:val="20"/>
+      </w:rPr>
+    </w:lvl>
+    <w:lvl w:ilvl="1">
+      <w:start w:val="1"/>
+      <w:numFmt w:val="decimal"/>
+      <w:lvlText w:val="%2."/>
+      <w:lvlJc w:val="left"/>
+      <w:pPr>
+        <w:tabs>
+          <w:tab w:val="num" w:pos="1440"/>
+        </w:tabs>
+        <w:ind w:left="1440" w:hanging="360"/>
+      </w:pPr>
+    </w:lvl>
+    <w:lvl w:ilvl="2" w:tentative="1">
+      <w:start w:val="1"/>
+      <w:numFmt w:val="bullet"/>
+      <w:lvlText w:val=""/>
+      <w:lvlJc w:val="left"/>
+      <w:pPr>
+        <w:tabs>
+          <w:tab w:val="num" w:pos="2160"/>
+        </w:tabs>
+        <w:ind w:left="2160" w:hanging="360"/>
+      </w:pPr>
+      <w:rPr>
+        <w:rFonts w:ascii="Wingdings" w:hAnsi="Wingdings" w:hint="default"/>
+        <w:sz w:val="20"/>
+      </w:rPr>
+    </w:lvl>
+    <w:lvl w:ilvl="3" w:tentative="1">
+      <w:start w:val="1"/>
+      <w:numFmt w:val="bullet"/>
+      <w:lvlText w:val=""/>
+      <w:lvlJc w:val="left"/>
+      <w:pPr>
+        <w:tabs>
+          <w:tab w:val="num" w:pos="2880"/>
+        </w:tabs>
+        <w:ind w:left="2880" w:hanging="360"/>
+      </w:pPr>
+      <w:rPr>
+        <w:rFonts w:ascii="Wingdings" w:hAnsi="Wingdings" w:hint="default"/>
+        <w:sz w:val="20"/>
+      </w:rPr>
+    </w:lvl>
+    <w:lvl w:ilvl="4" w:tentative="1">
+      <w:start w:val="1"/>
+      <w:numFmt w:val="bullet"/>
+      <w:lvlText w:val=""/>
+      <w:lvlJc w:val="left"/>
+      <w:pPr>
+        <w:tabs>
+          <w:tab w:val="num" w:pos="3600"/>
+        </w:tabs>
+        <w:ind w:left="3600" w:hanging="360"/>
+      </w:pPr>
+      <w:rPr>
+        <w:rFonts w:ascii="Wingdings" w:hAnsi="Wingdings" w:hint="default"/>
+        <w:sz w:val="20"/>
+      </w:rPr>
+    </w:lvl>
+    <w:lvl w:ilvl="5" w:tentative="1">
+      <w:start w:val="1"/>
+      <w:numFmt w:val="bullet"/>
+      <w:lvlText w:val=""/>
+      <w:lvlJc w:val="left"/>
+      <w:pPr>
+        <w:tabs>
+          <w:tab w:val="num" w:pos="4320"/>
+        </w:tabs>
+        <w:ind w:left="4320" w:hanging="360"/>
+      </w:pPr>
+      <w:rPr>
+        <w:rFonts w:ascii="Wingdings" w:hAnsi="Wingdings" w:hint="default"/>
+        <w:sz w:val="20"/>
+      </w:rPr>
+    </w:lvl>
+    <w:lvl w:ilvl="6" w:tentative="1">
+      <w:start w:val="1"/>
+      <w:numFmt w:val="bullet"/>
+      <w:lvlText w:val=""/>
+      <w:lvlJc w:val="left"/>
+      <w:pPr>
+        <w:tabs>
+          <w:tab w:val="num" w:pos="5040"/>
+        </w:tabs>
+        <w:ind w:left="5040" w:hanging="360"/>
+      </w:pPr>
+      <w:rPr>
+        <w:rFonts w:ascii="Wingdings" w:hAnsi="Wingdings" w:hint="default"/>
+        <w:sz w:val="20"/>
+      </w:rPr>
+    </w:lvl>
+    <w:lvl w:ilvl="7" w:tentative="1">
+      <w:start w:val="1"/>
+      <w:numFmt w:val="bullet"/>
+      <w:lvlText w:val=""/>
+      <w:lvlJc w:val="left"/>
+      <w:pPr>
+        <w:tabs>
+          <w:tab w:val="num" w:pos="5760"/>
+        </w:tabs>
+        <w:ind w:left="5760" w:hanging="360"/>
+      </w:pPr>
+      <w:rPr>
+        <w:rFonts w:ascii="Wingdings" w:hAnsi="Wingdings" w:hint="default"/>
+        <w:sz w:val="20"/>
+      </w:rPr>
+    </w:lvl>
+    <w:lvl w:ilvl="8" w:tentative="1">
+      <w:start w:val="1"/>
+      <w:numFmt w:val="bullet"/>
+      <w:lvlText w:val=""/>
+      <w:lvlJc w:val="left"/>
+      <w:pPr>
+        <w:tabs>
+          <w:tab w:val="num" w:pos="6480"/>
+        </w:tabs>
+        <w:ind w:left="6480" w:hanging="360"/>
+      </w:pPr>
+      <w:rPr>
+        <w:rFonts w:ascii="Wingdings" w:hAnsi="Wingdings" w:hint="default"/>
+        <w:sz w:val="20"/>
+      </w:rPr>
+    </w:lvl>
+  </w:abstractNum>
+  <w:abstractNum w:abstractNumId="16" w15:restartNumberingAfterBreak="0">
     <w:nsid w:val="7127291B"/>
     <w:multiLevelType w:val="multilevel"/>
     <w:tmpl w:val="5E5EA8A8"/>
@@ -2142,22 +3220,22 @@
     </w:lvl>
   </w:abstractNum>
   <w:num w:numId="1">
-    <w:abstractNumId w:val="9"/>
+    <w:abstractNumId w:val="14"/>
   </w:num>
   <w:num w:numId="2">
-    <w:abstractNumId w:val="7"/>
+    <w:abstractNumId w:val="11"/>
   </w:num>
   <w:num w:numId="3">
-    <w:abstractNumId w:val="3"/>
+    <w:abstractNumId w:val="4"/>
   </w:num>
   <w:num w:numId="4">
-    <w:abstractNumId w:val="6"/>
+    <w:abstractNumId w:val="10"/>
   </w:num>
   <w:num w:numId="5">
-    <w:abstractNumId w:val="4"/>
+    <w:abstractNumId w:val="8"/>
   </w:num>
   <w:num w:numId="6">
-    <w:abstractNumId w:val="5"/>
+    <w:abstractNumId w:val="9"/>
   </w:num>
   <w:num w:numId="7">
     <w:abstractNumId w:val="2"/>
@@ -2166,13 +3244,31 @@
     <w:abstractNumId w:val="1"/>
   </w:num>
   <w:num w:numId="9">
-    <w:abstractNumId w:val="8"/>
+    <w:abstractNumId w:val="13"/>
   </w:num>
   <w:num w:numId="10">
-    <w:abstractNumId w:val="10"/>
+    <w:abstractNumId w:val="16"/>
   </w:num>
   <w:num w:numId="11">
     <w:abstractNumId w:val="0"/>
+  </w:num>
+  <w:num w:numId="12">
+    <w:abstractNumId w:val="5"/>
+  </w:num>
+  <w:num w:numId="13">
+    <w:abstractNumId w:val="6"/>
+  </w:num>
+  <w:num w:numId="14">
+    <w:abstractNumId w:val="12"/>
+  </w:num>
+  <w:num w:numId="15">
+    <w:abstractNumId w:val="15"/>
+  </w:num>
+  <w:num w:numId="16">
+    <w:abstractNumId w:val="3"/>
+  </w:num>
+  <w:num w:numId="17">
+    <w:abstractNumId w:val="7"/>
   </w:num>
 </w:numbering>
 </file>
@@ -3156,6 +4252,35 @@
     <w:uiPriority w:val="99"/>
     <w:rsid w:val="00853237"/>
   </w:style>
+  <w:style w:type="paragraph" w:customStyle="1" w:styleId="whitespace-normal">
+    <w:name w:val="whitespace-normal"/>
+    <w:basedOn w:val="a"/>
+    <w:rsid w:val="008A1308"/>
+    <w:pPr>
+      <w:widowControl/>
+      <w:wordWrap/>
+      <w:autoSpaceDE/>
+      <w:autoSpaceDN/>
+      <w:spacing w:before="100" w:beforeAutospacing="1" w:after="100" w:afterAutospacing="1"/>
+    </w:pPr>
+    <w:rPr>
+      <w:rFonts w:ascii="굴림" w:eastAsia="굴림" w:hAnsi="굴림" w:cs="굴림"/>
+      <w:kern w:val="0"/>
+      <w:sz w:val="24"/>
+      <w14:ligatures w14:val="none"/>
+    </w:rPr>
+  </w:style>
+  <w:style w:type="character" w:styleId="ad">
+    <w:name w:val="Strong"/>
+    <w:basedOn w:val="a0"/>
+    <w:uiPriority w:val="22"/>
+    <w:qFormat/>
+    <w:rsid w:val="008A1308"/>
+    <w:rPr>
+      <w:b/>
+      <w:bCs/>
+    </w:rPr>
+  </w:style>
 </w:styles>
 </file>
 
@@ -3459,7 +4584,7 @@
 </file>
 
 <file path=customXml/itemProps1.xml><?xml version="1.0" encoding="utf-8"?>
-<ds:datastoreItem xmlns:ds="http://schemas.openxmlformats.org/officeDocument/2006/customXml" ds:itemID="{9CFA9432-93EF-44F0-8480-11079F32FF46}">
+<ds:datastoreItem xmlns:ds="http://schemas.openxmlformats.org/officeDocument/2006/customXml" ds:itemID="{6A327DED-40E2-43EF-B575-CBC2A0309D58}">
   <ds:schemaRefs>
     <ds:schemaRef ds:uri="http://schemas.openxmlformats.org/officeDocument/2006/bibliography"/>
   </ds:schemaRefs>
